--- a/Fase 2/Evidencias Grupales/2.6_GuiaEstudiante_Fase 2_Informe Final Proyecto APT.docx
+++ b/Fase 2/Evidencias Grupales/2.6_GuiaEstudiante_Fase 2_Informe Final Proyecto APT.docx
@@ -125,18 +125,8 @@
                                     <w:color w:val="1F3864"/>
                                     <w:sz w:val="48"/>
                                   </w:rPr>
-                                  <w:t xml:space="preserve">Asignatura </w:t>
+                                  <w:t>Asignatura Capstone</w:t>
                                 </w:r>
-                                <w:proofErr w:type="spellStart"/>
-                                <w:r>
-                                  <w:rPr>
-                                    <w:b/>
-                                    <w:color w:val="1F3864"/>
-                                    <w:sz w:val="48"/>
-                                  </w:rPr>
-                                  <w:t>Capstone</w:t>
-                                </w:r>
-                                <w:proofErr w:type="spellEnd"/>
                               </w:p>
                             </w:txbxContent>
                           </wps:txbx>
@@ -233,18 +223,8 @@
                               <w:color w:val="1F3864"/>
                               <w:sz w:val="48"/>
                             </w:rPr>
-                            <w:t xml:space="preserve">Asignatura </w:t>
+                            <w:t>Asignatura Capstone</w:t>
                           </w:r>
-                          <w:proofErr w:type="spellStart"/>
-                          <w:r>
-                            <w:rPr>
-                              <w:b/>
-                              <w:color w:val="1F3864"/>
-                              <w:sz w:val="48"/>
-                            </w:rPr>
-                            <w:t>Capstone</w:t>
-                          </w:r>
-                          <w:proofErr w:type="spellEnd"/>
                         </w:p>
                       </w:txbxContent>
                     </v:textbox>
@@ -571,11 +551,7 @@
               </w:rPr>
             </w:pPr>
             <w:r>
-              <w:rPr>
-                <w:sz w:val="20"/>
-                <w:szCs w:val="20"/>
-              </w:rPr>
-              <w:t>&lt;nombre del proyecto&gt;</w:t>
+              <w:t>Tinseltown Festival Flow</w:t>
             </w:r>
           </w:p>
         </w:tc>
@@ -616,212 +592,77 @@
             <w:vAlign w:val="center"/>
           </w:tcPr>
           <w:p>
-            <w:pPr>
-              <w:rPr>
-                <w:i/>
-                <w:iCs/>
-                <w:color w:val="A6A6A6" w:themeColor="background1" w:themeShade="A6"/>
-                <w:sz w:val="20"/>
-                <w:szCs w:val="20"/>
-              </w:rPr>
-            </w:pPr>
-            <w:r>
-              <w:rPr>
-                <w:color w:val="A6A6A6" w:themeColor="background1" w:themeShade="A6"/>
-                <w:sz w:val="20"/>
-                <w:szCs w:val="20"/>
-              </w:rPr>
-              <w:t xml:space="preserve">El desarrollo del sistema </w:t>
-            </w:r>
-            <w:proofErr w:type="spellStart"/>
-            <w:r>
-              <w:rPr>
-                <w:color w:val="A6A6A6" w:themeColor="background1" w:themeShade="A6"/>
-                <w:sz w:val="20"/>
-                <w:szCs w:val="20"/>
-              </w:rPr>
-              <w:t>xxxxxxxxxxxxxxx</w:t>
-            </w:r>
-            <w:proofErr w:type="spellEnd"/>
-            <w:r>
-              <w:rPr>
-                <w:color w:val="A6A6A6" w:themeColor="background1" w:themeShade="A6"/>
-                <w:sz w:val="20"/>
-                <w:szCs w:val="20"/>
-              </w:rPr>
-              <w:t xml:space="preserve"> permite aplicar las siguientes competencias definidas en el perfil de egreso de la carrera:</w:t>
-            </w:r>
-          </w:p>
-          <w:p>
-            <w:pPr>
-              <w:numPr>
-                <w:ilvl w:val="0"/>
-                <w:numId w:val="6"/>
-              </w:numPr>
-              <w:spacing w:after="0"/>
-              <w:ind w:left="283"/>
-              <w:rPr>
-                <w:color w:val="A6A6A6" w:themeColor="background1" w:themeShade="A6"/>
-                <w:sz w:val="20"/>
-                <w:szCs w:val="20"/>
-              </w:rPr>
-            </w:pPr>
-            <w:r>
-              <w:rPr>
-                <w:b/>
-                <w:bCs/>
-                <w:color w:val="A6A6A6" w:themeColor="background1" w:themeShade="A6"/>
-                <w:sz w:val="20"/>
-                <w:szCs w:val="20"/>
-              </w:rPr>
-              <w:t>Gestión de proyectos informáticos</w:t>
-            </w:r>
-            <w:r>
-              <w:rPr>
-                <w:b/>
-                <w:bCs/>
-                <w:color w:val="A6A6A6" w:themeColor="background1" w:themeShade="A6"/>
-                <w:sz w:val="20"/>
-                <w:szCs w:val="20"/>
-              </w:rPr>
-              <w:br/>
-            </w:r>
-            <w:r>
-              <w:rPr>
-                <w:color w:val="A6A6A6" w:themeColor="background1" w:themeShade="A6"/>
-                <w:sz w:val="20"/>
-                <w:szCs w:val="20"/>
-              </w:rPr>
-              <w:t>Se refleja en la planificación, control y evaluación del proyecto, considerando los requerimientos funcionales y organizacionales, así como la toma de decisiones informadas que permiten cumplir con los objetivos definidos dentro de los plazos establecidos.</w:t>
-            </w:r>
-          </w:p>
-          <w:p>
-            <w:pPr>
-              <w:numPr>
-                <w:ilvl w:val="0"/>
-                <w:numId w:val="6"/>
-              </w:numPr>
-              <w:spacing w:after="0"/>
-              <w:ind w:left="283"/>
-              <w:rPr>
-                <w:color w:val="A6A6A6" w:themeColor="background1" w:themeShade="A6"/>
-                <w:sz w:val="20"/>
-                <w:szCs w:val="20"/>
-              </w:rPr>
-            </w:pPr>
-            <w:r>
-              <w:rPr>
-                <w:b/>
-                <w:bCs/>
-                <w:color w:val="A6A6A6" w:themeColor="background1" w:themeShade="A6"/>
-                <w:sz w:val="20"/>
-                <w:szCs w:val="20"/>
-              </w:rPr>
-              <w:t>Desarrollo de soluciones de software</w:t>
-            </w:r>
-            <w:r>
-              <w:rPr>
-                <w:b/>
-                <w:bCs/>
-                <w:color w:val="A6A6A6" w:themeColor="background1" w:themeShade="A6"/>
-                <w:sz w:val="20"/>
-                <w:szCs w:val="20"/>
-              </w:rPr>
-              <w:br/>
-            </w:r>
-            <w:r>
-              <w:rPr>
-                <w:color w:val="A6A6A6" w:themeColor="background1" w:themeShade="A6"/>
-                <w:sz w:val="20"/>
-                <w:szCs w:val="20"/>
-              </w:rPr>
-              <w:t>Se aplica al construir una solución tecnológica que sistematiza y automatiza los procesos internos de la empresa, asegurando mantenibilidad, modularidad y cumplimiento de los requisitos definidos.</w:t>
-            </w:r>
-          </w:p>
-          <w:p>
-            <w:pPr>
-              <w:numPr>
-                <w:ilvl w:val="0"/>
-                <w:numId w:val="6"/>
-              </w:numPr>
-              <w:spacing w:after="0"/>
-              <w:ind w:left="283"/>
-              <w:rPr>
-                <w:color w:val="A6A6A6" w:themeColor="background1" w:themeShade="A6"/>
-                <w:sz w:val="20"/>
-                <w:szCs w:val="20"/>
-              </w:rPr>
-            </w:pPr>
-            <w:r>
-              <w:rPr>
-                <w:b/>
-                <w:bCs/>
-                <w:color w:val="A6A6A6" w:themeColor="background1" w:themeShade="A6"/>
-                <w:sz w:val="20"/>
-                <w:szCs w:val="20"/>
-              </w:rPr>
-              <w:t>Diseño e implementación de modelos de datos</w:t>
-            </w:r>
-            <w:r>
-              <w:rPr>
-                <w:b/>
-                <w:bCs/>
-                <w:color w:val="A6A6A6" w:themeColor="background1" w:themeShade="A6"/>
-                <w:sz w:val="20"/>
-                <w:szCs w:val="20"/>
-              </w:rPr>
-              <w:br/>
-            </w:r>
-            <w:r>
-              <w:rPr>
-                <w:color w:val="A6A6A6" w:themeColor="background1" w:themeShade="A6"/>
-                <w:sz w:val="20"/>
-                <w:szCs w:val="20"/>
-              </w:rPr>
-              <w:t>La solución desarrollada requiere la construcción de modelos de datos normalizados, coherentes y escalables, capaces de soportar la trazabilidad y el análisis de cada una de las etapas de los procesos gestionados por la plataforma.</w:t>
-            </w:r>
-          </w:p>
-          <w:p>
-            <w:pPr>
-              <w:numPr>
-                <w:ilvl w:val="0"/>
-                <w:numId w:val="6"/>
-              </w:numPr>
-              <w:ind w:left="283"/>
+            <w:r>
+              <w:t>El desarrollo del sistema Tinseltown Festival Flow permite aplicar las siguientes competencias definidas en el perfil de egreso de la carrera:</w:t>
+            </w:r>
+          </w:p>
+          <w:p>
+            <w:r>
+              <w:t>● Gestión de proyectos informáticos</w:t>
+            </w:r>
+          </w:p>
+          <w:p>
+            <w:r>
+              <w:t>Se evidencia en la planificación, organización y seguimiento del proyecto, considerando el levantamiento de requerimientos, la definición del alcance, la asignación de roles y la coordinación del equipo de trabajo para cumplir con los objetivos establecidos dentro de los plazos definidos.</w:t>
+            </w:r>
+          </w:p>
+          <w:p>
+            <w:r>
+              <w:t>● Desarrollo de soluciones de software</w:t>
+            </w:r>
+          </w:p>
+          <w:p>
+            <w:r>
+              <w:t>Se aplica mediante el diseño e implementación de una plataforma web que automatiza la gestión de proyectos audiovisuales y el proceso de postulación a festivales internacionales. La solución integra tecnologías modernas como React, FastAPI, Firebase, APIs REST e Inteligencia Artificial, siguiendo principios de modularidad, mantenibilidad y escalabilidad.</w:t>
+            </w:r>
+          </w:p>
+          <w:p>
+            <w:r>
+              <w:t>● Diseño e implementación de modelos de datos</w:t>
+            </w:r>
+          </w:p>
+          <w:p>
+            <w:r>
+              <w:lastRenderedPageBreak/>
+              <w:t>La plataforma requiere el diseño de una estructura de datos capaz de administrar información de usuarios, proyectos audiovisuales, profesionales, convocatorias, postulaciones y comunicaciones. El modelo de datos garantiza la integridad, consistencia y trazabilidad de la información durante todo el ciclo de vida del sistema.</w:t>
+            </w:r>
+          </w:p>
+          <w:p>
+            <w:r>
+              <w:t>● Integración de tecnologías y servicios</w:t>
+            </w:r>
+          </w:p>
+          <w:p>
+            <w:r>
+              <w:t>El proyecto integra múltiples tecnologías y servicios externos, incluyendo Firebase Authentication, Firestore, Cloudinary, Gemini API y módulos de Web Scraping, permitiendo la interoperabilidad entre los distintos componentes de la solución y la automatización de procesos mediante APIs.</w:t>
+            </w:r>
+          </w:p>
+          <w:p>
+            <w:r>
+              <w:t>● Aplicación de pruebas y aseguramiento de la calidad</w:t>
+            </w:r>
+          </w:p>
+          <w:p>
+            <w:r>
+              <w:t>Se realizaron pruebas funcionales e integraciones para validar el correcto funcionamiento de los distintos módulos del sistema, verificando el cumplimiento de los requisitos funcionales, la estabilidad de la plataforma y la correcta interacción entre frontend, backend y servicios externos.</w:t>
+            </w:r>
+          </w:p>
+          <w:p>
+            <w:r>
+              <w:t>● Seguridad de la información y gobernanza de datos</w:t>
+            </w:r>
+          </w:p>
+          <w:p>
+            <w:r>
+              <w:t>Se implementaron mecanismos de autenticación mediante JWT y Firebase Authentication, control de acceso basado en roles (RBAC), políticas de gobernanza de datos y lineamientos de seguridad alineados con el Reglamento General de Protección de Datos (GDPR), garantizando la protección y trazabilidad de la información administrada por la plataforma.</w:t>
+            </w:r>
+          </w:p>
+          <w:p>
+            <w:pPr>
               <w:rPr>
                 <w:color w:val="1F3864"/>
-                <w:sz w:val="20"/>
-                <w:szCs w:val="20"/>
               </w:rPr>
             </w:pPr>
-            <w:r>
-              <w:rPr>
-                <w:b/>
-                <w:bCs/>
-                <w:color w:val="A6A6A6" w:themeColor="background1" w:themeShade="A6"/>
-                <w:sz w:val="20"/>
-                <w:szCs w:val="20"/>
-              </w:rPr>
-              <w:t>Aplicación de pruebas de validación</w:t>
-            </w:r>
-            <w:r>
-              <w:rPr>
-                <w:b/>
-                <w:bCs/>
-                <w:color w:val="A6A6A6" w:themeColor="background1" w:themeShade="A6"/>
-                <w:sz w:val="20"/>
-                <w:szCs w:val="20"/>
-              </w:rPr>
-              <w:br/>
-            </w:r>
-            <w:r>
-              <w:rPr>
-                <w:color w:val="A6A6A6" w:themeColor="background1" w:themeShade="A6"/>
-                <w:sz w:val="20"/>
-                <w:szCs w:val="20"/>
-              </w:rPr>
-              <w:t>Se ejecutan pruebas funcionales y de calidad que permiten asegurar el correcto funcionamiento del sistema y el cumplimiento de los criterios establecidos por la organización, identificando oportunidades de mejora en el producto entregado.</w:t>
-            </w:r>
           </w:p>
         </w:tc>
       </w:tr>
@@ -920,176 +761,51 @@
             <w:pPr>
               <w:spacing w:after="0"/>
               <w:jc w:val="both"/>
+            </w:pPr>
+            <w:r>
+              <w:t>El proyecto Tinseltown Festival Flow surge como respuesta a una problemática presente en la industria audiovisual, donde los procesos de gestión de proyectos y postulación a festivales continúan realizándose de manera manual. Actualmente, productores audiovisuales deben ingresar repetidamente la información de una misma producción en múltiples plataformas, cada una con requisitos y formularios distintos, lo que genera duplicidad de información, pérdida de tiempo, errores humanos y escasa trazabilidad de las postulaciones.</w:t>
+            </w:r>
+          </w:p>
+          <w:p>
+            <w:pPr>
+              <w:spacing w:after="0"/>
+              <w:jc w:val="both"/>
+            </w:pPr>
+            <w:r>
+              <w:t xml:space="preserve">Esta situación afecta directamente a productores, directores, profesionales audiovisuales y administradores, quienes requieren una plataforma que centralice la información de sus proyectos y permita automatizar tareas repetitivas. La inexistencia de una solución integrada limita la eficiencia operativa, dificulta el seguimiento de postulaciones y </w:t>
+            </w:r>
+            <w:r>
+              <w:lastRenderedPageBreak/>
+              <w:t>reduce la capacidad de gestionar equipos de trabajo dentro de un mismo entorno.</w:t>
+            </w:r>
+          </w:p>
+          <w:p>
+            <w:pPr>
+              <w:spacing w:after="0"/>
+              <w:jc w:val="both"/>
+            </w:pPr>
+            <w:r>
+              <w:t>El proyecto resulta pertinente para la Ingeniería en Informática porque integra conocimientos de desarrollo de software, arquitectura de sistemas, bases de datos, inteligencia artificial, automatización de procesos, APIs REST y gestión de proyectos, permitiendo transformar un proceso altamente manual en una solución tecnológica moderna.</w:t>
+            </w:r>
+          </w:p>
+          <w:p>
+            <w:pPr>
+              <w:spacing w:after="0"/>
+              <w:jc w:val="both"/>
               <w:rPr>
-                <w:color w:val="A6A6A6" w:themeColor="background1" w:themeShade="A6"/>
                 <w:sz w:val="20"/>
                 <w:szCs w:val="20"/>
               </w:rPr>
             </w:pPr>
             <w:r>
+              <w:t>Su principal aporte consiste en desarrollar una plataforma web inteligente que centraliza la gestión de proyectos audiovisuales, incorpora comunicación entre usuarios, automatiza la postulación a festivales mediante Web Scraping e Inteligencia Artificial y mejora la trazabilidad de todo el proceso, generando mayor eficiencia y reduciendo significativamente los tiempos administrativos.</w:t>
+            </w:r>
+            <w:r>
               <w:rPr>
-                <w:color w:val="A6A6A6" w:themeColor="background1" w:themeShade="A6"/>
-                <w:sz w:val="20"/>
-                <w:szCs w:val="20"/>
-              </w:rPr>
-              <w:t xml:space="preserve">El proyecto surge como respuesta a una problemática concreta que enfrenta la empresa </w:t>
-            </w:r>
-            <w:proofErr w:type="spellStart"/>
-            <w:r>
-              <w:rPr>
-                <w:color w:val="A6A6A6" w:themeColor="background1" w:themeShade="A6"/>
-                <w:sz w:val="20"/>
-                <w:szCs w:val="20"/>
-              </w:rPr>
-              <w:t>xxxxxxxxxxxxxxxxxxxxx</w:t>
-            </w:r>
-            <w:proofErr w:type="spellEnd"/>
-            <w:r>
-              <w:rPr>
-                <w:color w:val="A6A6A6" w:themeColor="background1" w:themeShade="A6"/>
-                <w:sz w:val="20"/>
-                <w:szCs w:val="20"/>
-              </w:rPr>
-              <w:t xml:space="preserve">. Actualmente, la organización gestiona sus procesos de </w:t>
-            </w:r>
-            <w:proofErr w:type="spellStart"/>
-            <w:r>
-              <w:rPr>
-                <w:color w:val="A6A6A6" w:themeColor="background1" w:themeShade="A6"/>
-                <w:sz w:val="20"/>
-                <w:szCs w:val="20"/>
-              </w:rPr>
-              <w:t>xxxxxxxxxxxxxxxxxxxxx</w:t>
-            </w:r>
-            <w:proofErr w:type="spellEnd"/>
-            <w:r>
-              <w:rPr>
-                <w:color w:val="A6A6A6" w:themeColor="background1" w:themeShade="A6"/>
                 <w:sz w:val="20"/>
                 <w:szCs w:val="20"/>
               </w:rPr>
               <w:t xml:space="preserve"> </w:t>
-            </w:r>
-            <w:r>
-              <w:rPr>
-                <w:color w:val="A6A6A6" w:themeColor="background1" w:themeShade="A6"/>
-                <w:sz w:val="20"/>
-                <w:szCs w:val="20"/>
-              </w:rPr>
-              <w:t>de forma manual mediante planillas de Excel, lo que genera duplicación de trabajo e información, errores frecuentes, pérdida de trazabilidad y un bajo nivel de control sobre el estado de cada proceso. Esta forma de operar no solo dificulta el seguimiento de tareas, sino que también limita la capacidad de análisis y la generación de información estratégica para la toma de decisiones.</w:t>
-            </w:r>
-          </w:p>
-          <w:p>
-            <w:pPr>
-              <w:spacing w:before="240" w:after="240"/>
-              <w:jc w:val="both"/>
-              <w:rPr>
-                <w:color w:val="A6A6A6" w:themeColor="background1" w:themeShade="A6"/>
-                <w:sz w:val="20"/>
-                <w:szCs w:val="20"/>
-              </w:rPr>
-            </w:pPr>
-            <w:r>
-              <w:rPr>
-                <w:color w:val="A6A6A6" w:themeColor="background1" w:themeShade="A6"/>
-                <w:sz w:val="20"/>
-                <w:szCs w:val="20"/>
-              </w:rPr>
-              <w:t xml:space="preserve">La situación impacta directamente a todos los trabajadores de </w:t>
-            </w:r>
-            <w:proofErr w:type="spellStart"/>
-            <w:r>
-              <w:rPr>
-                <w:color w:val="A6A6A6" w:themeColor="background1" w:themeShade="A6"/>
-                <w:sz w:val="20"/>
-                <w:szCs w:val="20"/>
-              </w:rPr>
-              <w:t>xxxxxxxxxxxxx</w:t>
-            </w:r>
-            <w:proofErr w:type="spellEnd"/>
-            <w:r>
-              <w:rPr>
-                <w:color w:val="A6A6A6" w:themeColor="background1" w:themeShade="A6"/>
-                <w:sz w:val="20"/>
-                <w:szCs w:val="20"/>
-              </w:rPr>
-              <w:t xml:space="preserve">, desde </w:t>
-            </w:r>
-            <w:proofErr w:type="spellStart"/>
-            <w:r>
-              <w:rPr>
-                <w:color w:val="A6A6A6" w:themeColor="background1" w:themeShade="A6"/>
-                <w:sz w:val="20"/>
-                <w:szCs w:val="20"/>
-              </w:rPr>
-              <w:t>xxxxxxxx</w:t>
-            </w:r>
-            <w:proofErr w:type="spellEnd"/>
-            <w:r>
-              <w:rPr>
-                <w:color w:val="A6A6A6" w:themeColor="background1" w:themeShade="A6"/>
-                <w:sz w:val="20"/>
-                <w:szCs w:val="20"/>
-              </w:rPr>
-              <w:t xml:space="preserve"> hasta directivos, quienes dependen de la información oportuna y confiable para dar cumplimiento a sus funciones. La ausencia de un sistema centralizado impide visualizar en tiempo real los avances, compromete la calidad del servicio ofrecido y resta competitividad a la organización frente a un mercado laboral que exige cada vez mayor eficiencia y precisión en los procesos de selección.</w:t>
-            </w:r>
-          </w:p>
-          <w:p>
-            <w:pPr>
-              <w:spacing w:before="240" w:after="240"/>
-              <w:jc w:val="both"/>
-              <w:rPr>
-                <w:color w:val="A6A6A6" w:themeColor="background1" w:themeShade="A6"/>
-                <w:sz w:val="20"/>
-                <w:szCs w:val="20"/>
-              </w:rPr>
-            </w:pPr>
-            <w:r>
-              <w:rPr>
-                <w:color w:val="A6A6A6" w:themeColor="background1" w:themeShade="A6"/>
-                <w:sz w:val="20"/>
-                <w:szCs w:val="20"/>
-              </w:rPr>
-              <w:t>Este proyecto es pertinente para la Ingeniería en Informática al aplicar conocimientos en gestión de proyectos, modelamiento de datos, desarrollo de software y calidad, transformando una necesidad real en una solución tecnológica que otorga trazabilidad, confiabilidad y reportes estratégicos.</w:t>
-            </w:r>
-          </w:p>
-          <w:p>
-            <w:pPr>
-              <w:spacing w:after="0"/>
-              <w:jc w:val="both"/>
-              <w:rPr>
-                <w:i/>
-                <w:iCs/>
-                <w:color w:val="A6A6A6" w:themeColor="background1" w:themeShade="A6"/>
-                <w:sz w:val="18"/>
-                <w:szCs w:val="18"/>
-              </w:rPr>
-            </w:pPr>
-            <w:r>
-              <w:rPr>
-                <w:color w:val="A6A6A6" w:themeColor="background1" w:themeShade="A6"/>
-                <w:sz w:val="20"/>
-                <w:szCs w:val="20"/>
-              </w:rPr>
-              <w:t xml:space="preserve">Su valor radica en entregar a </w:t>
-            </w:r>
-            <w:proofErr w:type="spellStart"/>
-            <w:r>
-              <w:rPr>
-                <w:color w:val="A6A6A6" w:themeColor="background1" w:themeShade="A6"/>
-                <w:sz w:val="20"/>
-                <w:szCs w:val="20"/>
-              </w:rPr>
-              <w:t>xxxxxxxxxxxxxx</w:t>
-            </w:r>
-            <w:proofErr w:type="spellEnd"/>
-            <w:r>
-              <w:rPr>
-                <w:color w:val="A6A6A6" w:themeColor="background1" w:themeShade="A6"/>
-                <w:sz w:val="20"/>
-                <w:szCs w:val="20"/>
-              </w:rPr>
-              <w:t xml:space="preserve"> una plataforma que centralice procesos, reduzca errores y facilite la planificación y toma de decisiones, fortaleciendo la transparencia y eficiencia en el reclutamiento. Además, evidencia cómo la informática puede resolver problemáticas organizacionales y generar impacto real en el ámbito profesional.</w:t>
             </w:r>
           </w:p>
         </w:tc>
@@ -1116,6 +832,7 @@
                 <w:sz w:val="18"/>
                 <w:szCs w:val="18"/>
               </w:rPr>
+              <w:lastRenderedPageBreak/>
               <w:t>2. Objetivos</w:t>
             </w:r>
             <w:r>
@@ -1136,99 +853,88 @@
           <w:p>
             <w:pPr>
               <w:jc w:val="both"/>
+            </w:pPr>
+            <w:r>
+              <w:t>Objetivo General</w:t>
+            </w:r>
+          </w:p>
+          <w:p>
+            <w:pPr>
+              <w:jc w:val="both"/>
+            </w:pPr>
+            <w:r>
+              <w:t>Desarrollar una plataforma web inteligente denominada Tinseltown Festival Flow, capaz de centralizar la gestión de proyectos audiovisuales y automatizar el proceso de postulación a festivales internacionales mediante tecnologías de Inteligencia Artificial y Web Scraping.</w:t>
+            </w:r>
+          </w:p>
+          <w:p>
+            <w:pPr>
+              <w:jc w:val="both"/>
+            </w:pPr>
+            <w:r>
+              <w:t>Objetivos Específicos</w:t>
+            </w:r>
+          </w:p>
+          <w:p>
+            <w:pPr>
+              <w:numPr>
+                <w:ilvl w:val="0"/>
+                <w:numId w:val="8"/>
+              </w:numPr>
+              <w:jc w:val="both"/>
+            </w:pPr>
+            <w:r>
+              <w:t xml:space="preserve">Centralizar la administración de proyectos audiovisuales, profesionales y convocatorias dentro de una única plataforma. </w:t>
+            </w:r>
+          </w:p>
+          <w:p>
+            <w:pPr>
+              <w:numPr>
+                <w:ilvl w:val="0"/>
+                <w:numId w:val="8"/>
+              </w:numPr>
+              <w:jc w:val="both"/>
+            </w:pPr>
+            <w:r>
+              <w:t xml:space="preserve">Automatizar el proceso de postulación a festivales internacionales mediante un sistema de Web Scraping y generación automática de formularios. </w:t>
+            </w:r>
+          </w:p>
+          <w:p>
+            <w:pPr>
+              <w:numPr>
+                <w:ilvl w:val="0"/>
+                <w:numId w:val="8"/>
+              </w:numPr>
+              <w:jc w:val="both"/>
+            </w:pPr>
+            <w:r>
+              <w:t xml:space="preserve">Implementar un sistema basado en Inteligencia Artificial que permita reutilizar información mediante un Formulario Maestro Inteligente. </w:t>
+            </w:r>
+          </w:p>
+          <w:p>
+            <w:pPr>
+              <w:numPr>
+                <w:ilvl w:val="0"/>
+                <w:numId w:val="8"/>
+              </w:numPr>
+              <w:jc w:val="both"/>
+            </w:pPr>
+            <w:r>
+              <w:t xml:space="preserve">Mejorar la comunicación entre productores y profesionales audiovisuales mediante un sistema de mensajería integrado. </w:t>
+            </w:r>
+          </w:p>
+          <w:p>
+            <w:pPr>
+              <w:numPr>
+                <w:ilvl w:val="0"/>
+                <w:numId w:val="8"/>
+              </w:numPr>
+              <w:jc w:val="both"/>
               <w:rPr>
                 <w:color w:val="A6A6A6" w:themeColor="background1" w:themeShade="A6"/>
               </w:rPr>
             </w:pPr>
             <w:r>
-              <w:rPr>
-                <w:color w:val="A6A6A6" w:themeColor="background1" w:themeShade="A6"/>
-              </w:rPr>
-              <w:t xml:space="preserve">Objetivo general: Desarrollar una aplicación web modular que permita registrar y dar trazabilidad a los procesos de </w:t>
-            </w:r>
-            <w:proofErr w:type="spellStart"/>
-            <w:r>
-              <w:rPr>
-                <w:color w:val="A6A6A6" w:themeColor="background1" w:themeShade="A6"/>
-              </w:rPr>
-              <w:t>xxxxxxxxx</w:t>
-            </w:r>
-            <w:proofErr w:type="spellEnd"/>
-            <w:r>
-              <w:rPr>
-                <w:color w:val="A6A6A6" w:themeColor="background1" w:themeShade="A6"/>
-              </w:rPr>
-              <w:t>.</w:t>
-            </w:r>
-          </w:p>
-          <w:p>
-            <w:pPr>
-              <w:jc w:val="both"/>
-              <w:rPr>
-                <w:color w:val="A6A6A6" w:themeColor="background1" w:themeShade="A6"/>
-              </w:rPr>
-            </w:pPr>
-            <w:r>
-              <w:rPr>
-                <w:color w:val="A6A6A6" w:themeColor="background1" w:themeShade="A6"/>
-              </w:rPr>
-              <w:t xml:space="preserve">Objetivos Específicos: </w:t>
-            </w:r>
-          </w:p>
-          <w:p>
-            <w:pPr>
-              <w:numPr>
-                <w:ilvl w:val="0"/>
-                <w:numId w:val="7"/>
-              </w:numPr>
-              <w:spacing w:after="0"/>
-              <w:jc w:val="both"/>
-              <w:rPr>
-                <w:color w:val="A6A6A6" w:themeColor="background1" w:themeShade="A6"/>
-              </w:rPr>
-            </w:pPr>
-            <w:r>
-              <w:rPr>
-                <w:color w:val="A6A6A6" w:themeColor="background1" w:themeShade="A6"/>
-              </w:rPr>
-              <w:t>Alcanzar adopción inicial con al menos 80% de los usuarios ingresando y realizando operaciones dentro de 6 meses posteriores a la capacitación</w:t>
-            </w:r>
-          </w:p>
-          <w:p>
-            <w:pPr>
-              <w:numPr>
-                <w:ilvl w:val="0"/>
-                <w:numId w:val="7"/>
-              </w:numPr>
-              <w:spacing w:after="0"/>
-              <w:jc w:val="both"/>
-              <w:rPr>
-                <w:color w:val="A6A6A6" w:themeColor="background1" w:themeShade="A6"/>
-              </w:rPr>
-            </w:pPr>
-            <w:r>
-              <w:rPr>
-                <w:color w:val="A6A6A6" w:themeColor="background1" w:themeShade="A6"/>
-              </w:rPr>
-              <w:t>Centralizar la gestión de los servicios contando con el 70% de los casos totales en el sistema dentro de 6 meses implementada la solución.</w:t>
-            </w:r>
-          </w:p>
-          <w:p>
-            <w:pPr>
-              <w:numPr>
-                <w:ilvl w:val="0"/>
-                <w:numId w:val="7"/>
-              </w:numPr>
-              <w:jc w:val="both"/>
-              <w:rPr>
-                <w:color w:val="A6A6A6" w:themeColor="background1" w:themeShade="A6"/>
-              </w:rPr>
-            </w:pPr>
-            <w:r>
-              <w:rPr>
-                <w:color w:val="A6A6A6" w:themeColor="background1" w:themeShade="A6"/>
-              </w:rPr>
-              <w:t>Contar con una trazabilidad del 90% de los procesos dentro de los 6 meses de implementada la solución.</w:t>
+              <w:t>Garantizar la seguridad, trazabilidad y gobernanza de los datos utilizando autenticación segura, auditoría y control de acceso basado en roles.</w:t>
             </w:r>
           </w:p>
         </w:tc>
@@ -1264,179 +970,80 @@
           <w:p>
             <w:pPr>
               <w:jc w:val="both"/>
-              <w:rPr>
-                <w:color w:val="A6A6A6" w:themeColor="background1" w:themeShade="A6"/>
-              </w:rPr>
-            </w:pPr>
-            <w:r>
-              <w:rPr>
-                <w:color w:val="A6A6A6" w:themeColor="background1" w:themeShade="A6"/>
-              </w:rPr>
-              <w:t xml:space="preserve">El proyecto </w:t>
-            </w:r>
-            <w:r>
-              <w:rPr>
-                <w:color w:val="A6A6A6" w:themeColor="background1" w:themeShade="A6"/>
-              </w:rPr>
-              <w:t>ocupa metodología</w:t>
-            </w:r>
-            <w:r>
-              <w:rPr>
-                <w:color w:val="A6A6A6" w:themeColor="background1" w:themeShade="A6"/>
-              </w:rPr>
-              <w:t xml:space="preserve"> a un enfoque tradicional de tipo cascada.</w:t>
-            </w:r>
-          </w:p>
-          <w:p>
-            <w:pPr>
-              <w:jc w:val="both"/>
-              <w:rPr>
-                <w:color w:val="A6A6A6" w:themeColor="background1" w:themeShade="A6"/>
-              </w:rPr>
-            </w:pPr>
-            <w:r>
-              <w:rPr>
-                <w:color w:val="A6A6A6" w:themeColor="background1" w:themeShade="A6"/>
-              </w:rPr>
-              <w:t xml:space="preserve">La decisión se fundamenta en que todos los requerimientos del sistema ya se encontraban definidos antes del inicio de la asignatura, lo que elimina la necesidad de iteraciones o cambios frecuentes durante la ejecución. Además, el proyecto cuenta con un plazo total de 18 semanas sin </w:t>
-            </w:r>
-            <w:r>
-              <w:rPr>
-                <w:color w:val="A6A6A6" w:themeColor="background1" w:themeShade="A6"/>
-              </w:rPr>
+            </w:pPr>
+            <w:r>
+              <w:t>El proyecto fue desarrollado utilizando una metodología tradicional de tipo cascada, debido a que los requerimientos fueron definidos desde el inicio y se mantuvieron estables durante todo el desarrollo. Este enfoque permitió organizar el trabajo en fases claramente definidas, facilitando el control del avance y la documentación del proyecto.</w:t>
+            </w:r>
+          </w:p>
+          <w:p>
+            <w:pPr>
+              <w:jc w:val="both"/>
+            </w:pPr>
+            <w:r>
+              <w:t>Las etapas consideradas fueron:</w:t>
+            </w:r>
+          </w:p>
+          <w:p>
+            <w:pPr>
+              <w:ind w:left="720"/>
+              <w:jc w:val="both"/>
+            </w:pPr>
+            <w:r>
+              <w:t xml:space="preserve">Planificación y levantamiento de requerimientos. </w:t>
+            </w:r>
+          </w:p>
+          <w:p>
+            <w:pPr>
+              <w:ind w:left="720"/>
+              <w:jc w:val="both"/>
+            </w:pPr>
+            <w:r>
               <w:lastRenderedPageBreak/>
-              <w:t>posibilidad de extensión, coincidiendo con el periodo de práctica profesional, lo que implica una disponibilidad parcial del equipo y la necesidad de un avance controlado y secuencial.</w:t>
-            </w:r>
-            <w:r>
-              <w:rPr>
-                <w:color w:val="A6A6A6" w:themeColor="background1" w:themeShade="A6"/>
-              </w:rPr>
-              <w:t xml:space="preserve"> </w:t>
-            </w:r>
-            <w:proofErr w:type="gramStart"/>
-            <w:r>
-              <w:rPr>
-                <w:color w:val="A6A6A6" w:themeColor="background1" w:themeShade="A6"/>
-              </w:rPr>
-              <w:t>Este</w:t>
-            </w:r>
-            <w:proofErr w:type="gramEnd"/>
-            <w:r>
-              <w:rPr>
-                <w:color w:val="A6A6A6" w:themeColor="background1" w:themeShade="A6"/>
-              </w:rPr>
-              <w:t xml:space="preserve"> enfoque garantiza una mayor claridad en la planificación, facilita el control del avance y permite mantener la coherencia entre los entregables del proyecto y las etapas académicas establecidas. Además, resulta más adecuado en un contexto donde el objetivo principal es la entrega integral del sistema, y no el desarrollo incremental de funcionalidades. Las fases consideradas son:</w:t>
-            </w:r>
-          </w:p>
-          <w:p>
-            <w:pPr>
-              <w:numPr>
-                <w:ilvl w:val="0"/>
-                <w:numId w:val="3"/>
-              </w:numPr>
-              <w:spacing w:after="0"/>
-              <w:ind w:left="199"/>
-              <w:jc w:val="both"/>
-              <w:rPr>
-                <w:color w:val="A6A6A6" w:themeColor="background1" w:themeShade="A6"/>
-              </w:rPr>
-            </w:pPr>
-            <w:r>
-              <w:rPr>
-                <w:color w:val="A6A6A6" w:themeColor="background1" w:themeShade="A6"/>
-              </w:rPr>
-              <w:t>planificación y análisis, donde se consolidaron las necesidades del cliente y se formalizaron los requisitos funcionales y no funcionales del sistema.</w:t>
-            </w:r>
-          </w:p>
-          <w:p>
-            <w:pPr>
-              <w:numPr>
-                <w:ilvl w:val="0"/>
-                <w:numId w:val="3"/>
-              </w:numPr>
-              <w:spacing w:after="0"/>
-              <w:ind w:left="199"/>
-              <w:jc w:val="both"/>
-              <w:rPr>
-                <w:color w:val="A6A6A6" w:themeColor="background1" w:themeShade="A6"/>
-              </w:rPr>
-            </w:pPr>
-            <w:r>
-              <w:rPr>
-                <w:color w:val="A6A6A6" w:themeColor="background1" w:themeShade="A6"/>
-              </w:rPr>
-              <w:t>Diseño, que abarca el modelado de la base de datos, la arquitectura del sistema y las interfaces de usuario.</w:t>
-            </w:r>
-          </w:p>
-          <w:p>
-            <w:pPr>
-              <w:numPr>
-                <w:ilvl w:val="0"/>
-                <w:numId w:val="3"/>
-              </w:numPr>
-              <w:spacing w:after="0"/>
-              <w:ind w:left="199"/>
-              <w:jc w:val="both"/>
-              <w:rPr>
-                <w:color w:val="A6A6A6" w:themeColor="background1" w:themeShade="A6"/>
-              </w:rPr>
-            </w:pPr>
-            <w:r>
-              <w:rPr>
-                <w:color w:val="A6A6A6" w:themeColor="background1" w:themeShade="A6"/>
-              </w:rPr>
-              <w:t>Desarrollo, correspondiente a la construcción de la aplicación según el diseño aprobado.</w:t>
-            </w:r>
-          </w:p>
-          <w:p>
-            <w:pPr>
-              <w:numPr>
-                <w:ilvl w:val="0"/>
-                <w:numId w:val="3"/>
-              </w:numPr>
-              <w:spacing w:after="0"/>
-              <w:ind w:left="199"/>
-              <w:jc w:val="both"/>
-              <w:rPr>
-                <w:color w:val="A6A6A6" w:themeColor="background1" w:themeShade="A6"/>
-              </w:rPr>
-            </w:pPr>
-            <w:r>
-              <w:rPr>
-                <w:color w:val="A6A6A6" w:themeColor="background1" w:themeShade="A6"/>
-              </w:rPr>
-              <w:t>Pruebas y despliegue, para validar el cumplimiento de los requisitos definidos y el despliegue controlado de la aplicación web.</w:t>
-            </w:r>
-          </w:p>
-          <w:p>
-            <w:pPr>
-              <w:numPr>
-                <w:ilvl w:val="0"/>
-                <w:numId w:val="3"/>
-              </w:numPr>
-              <w:ind w:left="199"/>
-              <w:jc w:val="both"/>
-              <w:rPr>
-                <w:color w:val="A6A6A6" w:themeColor="background1" w:themeShade="A6"/>
-              </w:rPr>
-            </w:pPr>
-            <w:r>
-              <w:rPr>
-                <w:color w:val="A6A6A6" w:themeColor="background1" w:themeShade="A6"/>
-              </w:rPr>
-              <w:t xml:space="preserve">Cierre, que considera la entrega del producto completo y </w:t>
-            </w:r>
-            <w:r>
-              <w:rPr>
-                <w:color w:val="A6A6A6" w:themeColor="background1" w:themeShade="A6"/>
-              </w:rPr>
-              <w:t>su documentación asociada</w:t>
-            </w:r>
-            <w:r>
-              <w:rPr>
-                <w:color w:val="A6A6A6" w:themeColor="background1" w:themeShade="A6"/>
-              </w:rPr>
-              <w:t>.</w:t>
+              <w:t xml:space="preserve">Diseño de arquitectura, base de datos y prototipos. </w:t>
+            </w:r>
+          </w:p>
+          <w:p>
+            <w:pPr>
+              <w:ind w:left="720"/>
+              <w:jc w:val="both"/>
+            </w:pPr>
+            <w:r>
+              <w:t xml:space="preserve">Desarrollo de la aplicación web. </w:t>
+            </w:r>
+          </w:p>
+          <w:p>
+            <w:pPr>
+              <w:ind w:left="720"/>
+              <w:jc w:val="both"/>
+            </w:pPr>
+            <w:r>
+              <w:t xml:space="preserve">Integración de módulos de Inteligencia Artificial y Web Scraping. </w:t>
+            </w:r>
+          </w:p>
+          <w:p>
+            <w:pPr>
+              <w:ind w:left="720"/>
+              <w:jc w:val="both"/>
+            </w:pPr>
+            <w:r>
+              <w:t xml:space="preserve">Pruebas funcionales y validación. </w:t>
+            </w:r>
+          </w:p>
+          <w:p>
+            <w:pPr>
+              <w:ind w:left="720"/>
+              <w:jc w:val="both"/>
+            </w:pPr>
+            <w:r>
+              <w:t xml:space="preserve">Documentación y cierre del proyecto. </w:t>
+            </w:r>
+          </w:p>
+          <w:p>
+            <w:pPr>
+              <w:jc w:val="both"/>
+            </w:pPr>
+            <w:r>
+              <w:t>La metodología permitió mantener una adecuada planificación, controlar el cumplimiento de los objetivos y asegurar la calidad de los entregables.</w:t>
             </w:r>
           </w:p>
         </w:tc>
@@ -1475,474 +1082,246 @@
           </w:tcPr>
           <w:p>
             <w:pPr>
-              <w:pBdr>
-                <w:top w:val="nil"/>
-                <w:left w:val="nil"/>
-                <w:bottom w:val="nil"/>
-                <w:right w:val="nil"/>
-                <w:between w:val="nil"/>
-              </w:pBdr>
-              <w:spacing w:after="0" w:line="240" w:lineRule="auto"/>
-              <w:jc w:val="both"/>
-              <w:rPr>
-                <w:color w:val="A6A6A6" w:themeColor="background1" w:themeShade="A6"/>
-              </w:rPr>
-            </w:pPr>
-            <w:r>
-              <w:rPr>
-                <w:color w:val="A6A6A6" w:themeColor="background1" w:themeShade="A6"/>
-              </w:rPr>
-              <w:t>El proyecto APT se desarrolló bajo una metodología en cascada durante 18 semanas, distribuidas en cinco fases.</w:t>
-            </w:r>
-          </w:p>
-          <w:p>
-            <w:pPr>
-              <w:pBdr>
-                <w:top w:val="nil"/>
-                <w:left w:val="nil"/>
-                <w:bottom w:val="nil"/>
-                <w:right w:val="nil"/>
-                <w:between w:val="nil"/>
-              </w:pBdr>
-              <w:spacing w:after="0" w:line="240" w:lineRule="auto"/>
-              <w:jc w:val="both"/>
-              <w:rPr>
-                <w:color w:val="A6A6A6" w:themeColor="background1" w:themeShade="A6"/>
-              </w:rPr>
-            </w:pPr>
-            <w:r>
-              <w:rPr>
-                <w:color w:val="A6A6A6" w:themeColor="background1" w:themeShade="A6"/>
-              </w:rPr>
-              <w:t>En las semanas 1 y 2, el equipo realizó la planificación completa, incluyendo el levantamiento de requerimientos, definición del alcance y elaboración de la ERS, lo que estableció una base sólida para el resto del proyecto.</w:t>
-            </w:r>
-          </w:p>
-          <w:p>
-            <w:pPr>
-              <w:pBdr>
-                <w:top w:val="nil"/>
-                <w:left w:val="nil"/>
-                <w:bottom w:val="nil"/>
-                <w:right w:val="nil"/>
-                <w:between w:val="nil"/>
-              </w:pBdr>
-              <w:spacing w:after="0" w:line="240" w:lineRule="auto"/>
-              <w:jc w:val="both"/>
-              <w:rPr>
-                <w:color w:val="A6A6A6" w:themeColor="background1" w:themeShade="A6"/>
-              </w:rPr>
-            </w:pPr>
-          </w:p>
-          <w:p>
-            <w:pPr>
-              <w:pBdr>
-                <w:top w:val="nil"/>
-                <w:left w:val="nil"/>
-                <w:bottom w:val="nil"/>
-                <w:right w:val="nil"/>
-                <w:between w:val="nil"/>
-              </w:pBdr>
-              <w:spacing w:after="0" w:line="240" w:lineRule="auto"/>
-              <w:jc w:val="both"/>
-              <w:rPr>
-                <w:color w:val="A6A6A6" w:themeColor="background1" w:themeShade="A6"/>
-              </w:rPr>
-            </w:pPr>
-            <w:r>
-              <w:rPr>
-                <w:color w:val="A6A6A6" w:themeColor="background1" w:themeShade="A6"/>
-              </w:rPr>
-              <w:t>Durante las semanas 3 a 6, se ejecutó la fase de diseño, creando los prototipos en Figma, el modelo entidad-relación con 39 entidades, la normalización de la base de datos y el diseño de la arquitectura, incluyendo el modelo de clases. Esto permitió tener claridad total antes del desarrollo.</w:t>
-            </w:r>
-          </w:p>
-          <w:p>
-            <w:pPr>
-              <w:pBdr>
-                <w:top w:val="nil"/>
-                <w:left w:val="nil"/>
-                <w:bottom w:val="nil"/>
-                <w:right w:val="nil"/>
-                <w:between w:val="nil"/>
-              </w:pBdr>
-              <w:spacing w:after="0" w:line="240" w:lineRule="auto"/>
-              <w:jc w:val="both"/>
-              <w:rPr>
-                <w:color w:val="A6A6A6" w:themeColor="background1" w:themeShade="A6"/>
-              </w:rPr>
-            </w:pPr>
-          </w:p>
-          <w:p>
-            <w:pPr>
-              <w:pBdr>
-                <w:top w:val="nil"/>
-                <w:left w:val="nil"/>
-                <w:bottom w:val="nil"/>
-                <w:right w:val="nil"/>
-                <w:between w:val="nil"/>
-              </w:pBdr>
-              <w:spacing w:after="0" w:line="240" w:lineRule="auto"/>
-              <w:jc w:val="both"/>
-              <w:rPr>
-                <w:color w:val="A6A6A6" w:themeColor="background1" w:themeShade="A6"/>
-              </w:rPr>
-            </w:pPr>
-            <w:r>
-              <w:rPr>
-                <w:color w:val="A6A6A6" w:themeColor="background1" w:themeShade="A6"/>
-              </w:rPr>
-              <w:t xml:space="preserve">La fase de desarrollo se extendió entre las semanas 7 y 16, donde se implementaron siete módulos principales que resultaron con 37 modelos de datos, 26 controladores y 23 servicios especializados en el </w:t>
-            </w:r>
-            <w:proofErr w:type="spellStart"/>
-            <w:r>
-              <w:rPr>
-                <w:color w:val="A6A6A6" w:themeColor="background1" w:themeShade="A6"/>
-              </w:rPr>
-              <w:t>backend</w:t>
-            </w:r>
-            <w:proofErr w:type="spellEnd"/>
-            <w:r>
-              <w:rPr>
-                <w:color w:val="A6A6A6" w:themeColor="background1" w:themeShade="A6"/>
-              </w:rPr>
-              <w:t xml:space="preserve">, y más de 50 componentes reutilizables en el </w:t>
-            </w:r>
-            <w:proofErr w:type="spellStart"/>
-            <w:r>
-              <w:rPr>
-                <w:color w:val="A6A6A6" w:themeColor="background1" w:themeShade="A6"/>
-              </w:rPr>
-              <w:t>frontend</w:t>
-            </w:r>
-            <w:proofErr w:type="spellEnd"/>
-            <w:r>
-              <w:rPr>
-                <w:color w:val="A6A6A6" w:themeColor="background1" w:themeShade="A6"/>
-              </w:rPr>
-              <w:t xml:space="preserve">. Se desarrolló el sistema completo de autenticación y roles con JWT; la gestión integral de solicitudes, clientes, contactos y usuarios, y los cinco módulos del proceso de </w:t>
-            </w:r>
-            <w:proofErr w:type="spellStart"/>
-            <w:r>
-              <w:rPr>
-                <w:color w:val="A6A6A6" w:themeColor="background1" w:themeShade="A6"/>
-              </w:rPr>
-              <w:t>xxxxxxxxxxxxxxxxxxxx</w:t>
-            </w:r>
-            <w:proofErr w:type="spellEnd"/>
-            <w:r>
-              <w:rPr>
-                <w:color w:val="A6A6A6" w:themeColor="background1" w:themeShade="A6"/>
-              </w:rPr>
-              <w:t xml:space="preserve">. También se implementó el módulo de alertas con cálculo automático de plazos considerando días hábiles, el sistema completo de auditoría mediante </w:t>
-            </w:r>
-            <w:proofErr w:type="spellStart"/>
-            <w:r>
-              <w:rPr>
-                <w:color w:val="A6A6A6" w:themeColor="background1" w:themeShade="A6"/>
-              </w:rPr>
-              <w:t>triggers</w:t>
-            </w:r>
-            <w:proofErr w:type="spellEnd"/>
-            <w:r>
-              <w:rPr>
-                <w:color w:val="A6A6A6" w:themeColor="background1" w:themeShade="A6"/>
-              </w:rPr>
-              <w:t xml:space="preserve"> de base de datos, y el módulo de reportes y </w:t>
-            </w:r>
-            <w:proofErr w:type="spellStart"/>
-            <w:r>
-              <w:rPr>
-                <w:color w:val="A6A6A6" w:themeColor="background1" w:themeShade="A6"/>
-              </w:rPr>
-              <w:t>dashboard</w:t>
-            </w:r>
-            <w:proofErr w:type="spellEnd"/>
-            <w:r>
-              <w:rPr>
-                <w:color w:val="A6A6A6" w:themeColor="background1" w:themeShade="A6"/>
-              </w:rPr>
-              <w:t xml:space="preserve"> con estadísticas en tiempo real. Durante el desarrollo se realizaron optimizaciones significativas, incluyendo un sistema de caché en memoria para datos estáticos que redujo llamadas redundantes a la API, mejoras en el sistema de auditoría para garantizar </w:t>
-            </w:r>
-            <w:r>
-              <w:rPr>
-                <w:color w:val="A6A6A6" w:themeColor="background1" w:themeShade="A6"/>
-              </w:rPr>
+              <w:spacing w:before="240" w:after="240" w:line="240" w:lineRule="auto"/>
+              <w:jc w:val="both"/>
+            </w:pPr>
+            <w:r>
+              <w:t>El proyecto se desarrolló durante las distintas etapas de la asignatura Capstone, iniciando con el análisis de la problemática de la industria audiovisual y el levantamiento de requerimientos funcionales y no funcionales.</w:t>
+            </w:r>
+          </w:p>
+          <w:p>
+            <w:pPr>
+              <w:spacing w:before="240" w:after="240" w:line="240" w:lineRule="auto"/>
+              <w:jc w:val="both"/>
+            </w:pPr>
+            <w:r>
+              <w:t>Posteriormente se diseñó la arquitectura de la solución utilizando un enfoque cliente-servidor basado en API REST, definiendo los módulos principales del sistema y la estructura de datos necesaria para soportar la plataforma.</w:t>
+            </w:r>
+          </w:p>
+          <w:p>
+            <w:pPr>
+              <w:spacing w:before="240" w:after="240" w:line="240" w:lineRule="auto"/>
+              <w:jc w:val="both"/>
+            </w:pPr>
+            <w:r>
+              <w:t>Durante la fase de implementación se desarrollaron los principales módulos del sistema:</w:t>
+            </w:r>
+          </w:p>
+          <w:p>
+            <w:pPr>
+              <w:spacing w:before="240" w:after="240" w:line="240" w:lineRule="auto"/>
+              <w:ind w:left="720"/>
+              <w:jc w:val="both"/>
+            </w:pPr>
+            <w:r>
+              <w:t xml:space="preserve">Administración de usuarios y roles. </w:t>
+            </w:r>
+          </w:p>
+          <w:p>
+            <w:pPr>
+              <w:spacing w:before="240" w:after="240" w:line="240" w:lineRule="auto"/>
+              <w:ind w:left="720"/>
+              <w:jc w:val="both"/>
+            </w:pPr>
+            <w:r>
+              <w:t xml:space="preserve">Gestión de proyectos audiovisuales. </w:t>
+            </w:r>
+          </w:p>
+          <w:p>
+            <w:pPr>
+              <w:spacing w:before="240" w:after="240" w:line="240" w:lineRule="auto"/>
+              <w:ind w:left="720"/>
+              <w:jc w:val="both"/>
+            </w:pPr>
+            <w:r>
+              <w:t xml:space="preserve">Gestión de convocatorias. </w:t>
+            </w:r>
+          </w:p>
+          <w:p>
+            <w:pPr>
+              <w:spacing w:before="240" w:after="240" w:line="240" w:lineRule="auto"/>
+              <w:ind w:left="720"/>
+              <w:jc w:val="both"/>
+            </w:pPr>
+            <w:r>
+              <w:t xml:space="preserve">Gestión de profesionales audiovisuales. </w:t>
+            </w:r>
+          </w:p>
+          <w:p>
+            <w:pPr>
+              <w:spacing w:before="240" w:after="240" w:line="240" w:lineRule="auto"/>
+              <w:ind w:left="720"/>
+              <w:jc w:val="both"/>
+            </w:pPr>
+            <w:r>
+              <w:t xml:space="preserve">Sistema de mensajería. </w:t>
+            </w:r>
+          </w:p>
+          <w:p>
+            <w:pPr>
+              <w:spacing w:before="240" w:after="240" w:line="240" w:lineRule="auto"/>
+              <w:ind w:left="720"/>
+              <w:jc w:val="both"/>
+            </w:pPr>
+            <w:r>
+              <w:t xml:space="preserve">Automatización mediante Web Scraping. </w:t>
+            </w:r>
+          </w:p>
+          <w:p>
+            <w:pPr>
+              <w:spacing w:before="240" w:after="240" w:line="240" w:lineRule="auto"/>
+              <w:ind w:left="720"/>
+              <w:jc w:val="both"/>
+            </w:pPr>
+            <w:r>
+              <w:t xml:space="preserve">Motor de Inteligencia Artificial. </w:t>
+            </w:r>
+          </w:p>
+          <w:p>
+            <w:pPr>
+              <w:spacing w:before="240" w:after="240" w:line="240" w:lineRule="auto"/>
+              <w:ind w:left="720"/>
+              <w:jc w:val="both"/>
+            </w:pPr>
+            <w:r>
+              <w:t xml:space="preserve">Generación automática del Formulario Maestro. </w:t>
+            </w:r>
+          </w:p>
+          <w:p>
+            <w:pPr>
+              <w:spacing w:before="240" w:after="240" w:line="240" w:lineRule="auto"/>
+              <w:ind w:left="720"/>
+              <w:jc w:val="both"/>
+            </w:pPr>
+            <w:r>
+              <w:t xml:space="preserve">Gestión de postulaciones a festivales. </w:t>
+            </w:r>
+          </w:p>
+          <w:p>
+            <w:pPr>
+              <w:spacing w:before="240" w:after="240" w:line="240" w:lineRule="auto"/>
+              <w:jc w:val="both"/>
+            </w:pPr>
+            <w:r>
+              <w:t>Para el desarrollo se utilizaron tecnologías como React para el frontend, FastAPI para el backend, Firebase Authentication para la autenticación, Firestore como base de datos NoSQL, Cloudinary para almacenamiento multimedia y Gemini API para los procesos de Inteligencia Artificial.</w:t>
+            </w:r>
+          </w:p>
+          <w:p>
+            <w:pPr>
+              <w:spacing w:before="240" w:after="240" w:line="240" w:lineRule="auto"/>
+              <w:jc w:val="both"/>
+            </w:pPr>
+            <w:r>
+              <w:t>Entre los principales factores que facilitaron el desarrollo destacan:</w:t>
+            </w:r>
+          </w:p>
+          <w:p>
+            <w:pPr>
+              <w:spacing w:before="240" w:after="240" w:line="240" w:lineRule="auto"/>
+              <w:ind w:left="720"/>
+              <w:jc w:val="both"/>
+            </w:pPr>
+            <w:r>
               <w:lastRenderedPageBreak/>
-              <w:t>trazabilidad completa, y ajustes en el cálculo de plazos para mayor precisión.</w:t>
+              <w:t xml:space="preserve">Buena organización del equipo. </w:t>
             </w:r>
           </w:p>
           <w:p>
             <w:pPr>
               <w:spacing w:before="240" w:after="240" w:line="240" w:lineRule="auto"/>
-              <w:jc w:val="both"/>
-              <w:rPr>
-                <w:color w:val="A6A6A6" w:themeColor="background1" w:themeShade="A6"/>
-              </w:rPr>
-            </w:pPr>
-            <w:r>
-              <w:rPr>
-                <w:color w:val="A6A6A6" w:themeColor="background1" w:themeShade="A6"/>
-              </w:rPr>
-              <w:t>Entre los factores que facilitaron el desarrollo destacan:</w:t>
-            </w:r>
-          </w:p>
-          <w:p>
-            <w:pPr>
-              <w:numPr>
-                <w:ilvl w:val="0"/>
-                <w:numId w:val="4"/>
-              </w:numPr>
-              <w:spacing w:before="240" w:after="0" w:line="240" w:lineRule="auto"/>
-              <w:rPr>
-                <w:color w:val="A6A6A6" w:themeColor="background1" w:themeShade="A6"/>
-              </w:rPr>
-            </w:pPr>
-            <w:r>
-              <w:rPr>
-                <w:color w:val="A6A6A6" w:themeColor="background1" w:themeShade="A6"/>
-              </w:rPr>
-              <w:t>Requerimientos claros desde el inicio gracias a una ERS bien elaborada.</w:t>
-            </w:r>
-          </w:p>
-          <w:p>
-            <w:pPr>
-              <w:numPr>
-                <w:ilvl w:val="0"/>
-                <w:numId w:val="4"/>
-              </w:numPr>
-              <w:spacing w:after="0" w:line="240" w:lineRule="auto"/>
-              <w:rPr>
-                <w:color w:val="A6A6A6" w:themeColor="background1" w:themeShade="A6"/>
-              </w:rPr>
-            </w:pPr>
-            <w:r>
-              <w:rPr>
-                <w:color w:val="A6A6A6" w:themeColor="background1" w:themeShade="A6"/>
-              </w:rPr>
-              <w:t>Comunicación activa de todos los miembros del equipo.</w:t>
-            </w:r>
-          </w:p>
-          <w:p>
-            <w:pPr>
-              <w:numPr>
-                <w:ilvl w:val="0"/>
-                <w:numId w:val="4"/>
-              </w:numPr>
-              <w:spacing w:after="0" w:line="240" w:lineRule="auto"/>
-              <w:rPr>
-                <w:color w:val="A6A6A6" w:themeColor="background1" w:themeShade="A6"/>
-              </w:rPr>
-            </w:pPr>
-            <w:r>
-              <w:rPr>
-                <w:color w:val="A6A6A6" w:themeColor="background1" w:themeShade="A6"/>
-              </w:rPr>
-              <w:t>Arquitectura en capas que permitió trabajo en paralelo y mantenibilidad.</w:t>
-            </w:r>
-          </w:p>
-          <w:p>
-            <w:pPr>
-              <w:numPr>
-                <w:ilvl w:val="0"/>
-                <w:numId w:val="4"/>
-              </w:numPr>
-              <w:spacing w:after="0" w:line="240" w:lineRule="auto"/>
-              <w:rPr>
-                <w:color w:val="A6A6A6" w:themeColor="background1" w:themeShade="A6"/>
-              </w:rPr>
-            </w:pPr>
-            <w:r>
-              <w:rPr>
-                <w:color w:val="A6A6A6" w:themeColor="background1" w:themeShade="A6"/>
-              </w:rPr>
-              <w:t>Roles y responsabilidades bien distribuidos.</w:t>
-            </w:r>
-          </w:p>
-          <w:p>
-            <w:pPr>
-              <w:numPr>
-                <w:ilvl w:val="0"/>
-                <w:numId w:val="4"/>
-              </w:numPr>
-              <w:spacing w:after="240" w:line="240" w:lineRule="auto"/>
-              <w:rPr>
-                <w:color w:val="A6A6A6" w:themeColor="background1" w:themeShade="A6"/>
-              </w:rPr>
-            </w:pPr>
-            <w:r>
-              <w:rPr>
-                <w:color w:val="A6A6A6" w:themeColor="background1" w:themeShade="A6"/>
-              </w:rPr>
-              <w:t>Documentación elaborada antes de iniciar el desarrollo.</w:t>
+              <w:ind w:left="720"/>
+              <w:jc w:val="both"/>
+            </w:pPr>
+            <w:r>
+              <w:t xml:space="preserve">Definición clara de roles. </w:t>
             </w:r>
           </w:p>
           <w:p>
             <w:pPr>
               <w:spacing w:before="240" w:after="240" w:line="240" w:lineRule="auto"/>
-              <w:jc w:val="both"/>
-              <w:rPr>
-                <w:color w:val="A6A6A6" w:themeColor="background1" w:themeShade="A6"/>
-              </w:rPr>
-            </w:pPr>
-            <w:r>
-              <w:rPr>
-                <w:color w:val="A6A6A6" w:themeColor="background1" w:themeShade="A6"/>
-              </w:rPr>
-              <w:t>El proyecto también enfrentó diversas dificultades técnicas y organizacionales. Entre ellas:</w:t>
-            </w:r>
-          </w:p>
-          <w:p>
-            <w:pPr>
-              <w:numPr>
-                <w:ilvl w:val="0"/>
-                <w:numId w:val="5"/>
-              </w:numPr>
-              <w:spacing w:before="240" w:after="0" w:line="240" w:lineRule="auto"/>
-              <w:rPr>
-                <w:color w:val="A6A6A6" w:themeColor="background1" w:themeShade="A6"/>
-              </w:rPr>
-            </w:pPr>
-            <w:r>
-              <w:rPr>
-                <w:color w:val="A6A6A6" w:themeColor="background1" w:themeShade="A6"/>
-              </w:rPr>
-              <w:t xml:space="preserve">Problemas de sincronización entre </w:t>
-            </w:r>
-            <w:proofErr w:type="spellStart"/>
-            <w:r>
-              <w:rPr>
-                <w:color w:val="A6A6A6" w:themeColor="background1" w:themeShade="A6"/>
-              </w:rPr>
-              <w:t>frontend</w:t>
-            </w:r>
-            <w:proofErr w:type="spellEnd"/>
-            <w:r>
-              <w:rPr>
-                <w:color w:val="A6A6A6" w:themeColor="background1" w:themeShade="A6"/>
-              </w:rPr>
-              <w:t xml:space="preserve"> y </w:t>
-            </w:r>
-            <w:proofErr w:type="spellStart"/>
-            <w:r>
-              <w:rPr>
-                <w:color w:val="A6A6A6" w:themeColor="background1" w:themeShade="A6"/>
-              </w:rPr>
-              <w:t>backend</w:t>
-            </w:r>
-            <w:proofErr w:type="spellEnd"/>
-            <w:r>
-              <w:rPr>
-                <w:color w:val="A6A6A6" w:themeColor="background1" w:themeShade="A6"/>
-              </w:rPr>
-              <w:t xml:space="preserve"> que generaron datos desactualizados.</w:t>
-            </w:r>
-          </w:p>
-          <w:p>
-            <w:pPr>
-              <w:numPr>
-                <w:ilvl w:val="0"/>
-                <w:numId w:val="5"/>
-              </w:numPr>
-              <w:spacing w:after="0" w:line="240" w:lineRule="auto"/>
-              <w:rPr>
-                <w:color w:val="A6A6A6" w:themeColor="background1" w:themeShade="A6"/>
-              </w:rPr>
-            </w:pPr>
-            <w:r>
-              <w:rPr>
-                <w:color w:val="A6A6A6" w:themeColor="background1" w:themeShade="A6"/>
-              </w:rPr>
-              <w:t xml:space="preserve">Optimización de consultas con múltiples </w:t>
-            </w:r>
-            <w:proofErr w:type="spellStart"/>
-            <w:r>
-              <w:rPr>
-                <w:color w:val="A6A6A6" w:themeColor="background1" w:themeShade="A6"/>
-              </w:rPr>
-              <w:t>joins</w:t>
-            </w:r>
-            <w:proofErr w:type="spellEnd"/>
-            <w:r>
-              <w:rPr>
-                <w:color w:val="A6A6A6" w:themeColor="background1" w:themeShade="A6"/>
-              </w:rPr>
-              <w:t>.</w:t>
-            </w:r>
-          </w:p>
-          <w:p>
-            <w:pPr>
-              <w:numPr>
-                <w:ilvl w:val="0"/>
-                <w:numId w:val="5"/>
-              </w:numPr>
-              <w:spacing w:after="0" w:line="240" w:lineRule="auto"/>
-              <w:rPr>
-                <w:color w:val="A6A6A6" w:themeColor="background1" w:themeShade="A6"/>
-              </w:rPr>
-            </w:pPr>
-            <w:r>
-              <w:rPr>
-                <w:color w:val="A6A6A6" w:themeColor="background1" w:themeShade="A6"/>
-              </w:rPr>
-              <w:t>Limitada disponibilidad del equipo por coincidir con la práctica profesional.</w:t>
-            </w:r>
-          </w:p>
-          <w:p>
-            <w:pPr>
-              <w:numPr>
-                <w:ilvl w:val="0"/>
-                <w:numId w:val="5"/>
-              </w:numPr>
-              <w:spacing w:after="0" w:line="240" w:lineRule="auto"/>
-              <w:rPr>
-                <w:color w:val="A6A6A6" w:themeColor="background1" w:themeShade="A6"/>
-              </w:rPr>
-            </w:pPr>
-            <w:r>
-              <w:rPr>
-                <w:color w:val="A6A6A6" w:themeColor="background1" w:themeShade="A6"/>
-              </w:rPr>
-              <w:t>Diferencias en carga de trabajo entre módulos y desafíos en la integración.</w:t>
-            </w:r>
-          </w:p>
-          <w:p>
-            <w:pPr>
-              <w:numPr>
-                <w:ilvl w:val="0"/>
-                <w:numId w:val="5"/>
-              </w:numPr>
-              <w:spacing w:after="240" w:line="240" w:lineRule="auto"/>
-              <w:rPr>
-                <w:color w:val="A6A6A6" w:themeColor="background1" w:themeShade="A6"/>
-              </w:rPr>
-            </w:pPr>
-            <w:proofErr w:type="spellStart"/>
-            <w:r>
-              <w:rPr>
-                <w:color w:val="A6A6A6" w:themeColor="background1" w:themeShade="A6"/>
-              </w:rPr>
-              <w:t>Testing</w:t>
-            </w:r>
-            <w:proofErr w:type="spellEnd"/>
-            <w:r>
-              <w:rPr>
-                <w:color w:val="A6A6A6" w:themeColor="background1" w:themeShade="A6"/>
-              </w:rPr>
-              <w:t xml:space="preserve"> limitado que llevó a descubrir errores en etapas tardías.</w:t>
+              <w:ind w:left="720"/>
+              <w:jc w:val="both"/>
+            </w:pPr>
+            <w:r>
+              <w:t xml:space="preserve">Arquitectura modular. </w:t>
             </w:r>
           </w:p>
           <w:p>
             <w:pPr>
               <w:spacing w:before="240" w:after="240" w:line="240" w:lineRule="auto"/>
-              <w:jc w:val="both"/>
-              <w:rPr>
-                <w:color w:val="A6A6A6" w:themeColor="background1" w:themeShade="A6"/>
-              </w:rPr>
-            </w:pPr>
-            <w:r>
-              <w:rPr>
-                <w:color w:val="A6A6A6" w:themeColor="background1" w:themeShade="A6"/>
-              </w:rPr>
-              <w:t>En general, el proyecto avanzó gracias a una planificación sólida, una buena arquitectura y una adecuada distribución de tareas, enfrentando dificultades mediante coordinación, documentación y ajustes técnicos continuos.</w:t>
+              <w:ind w:left="720"/>
+              <w:jc w:val="both"/>
+            </w:pPr>
+            <w:r>
+              <w:t xml:space="preserve">Uso de GitHub para control de versiones. </w:t>
+            </w:r>
+          </w:p>
+          <w:p>
+            <w:pPr>
+              <w:spacing w:before="240" w:after="240" w:line="240" w:lineRule="auto"/>
+              <w:ind w:left="720"/>
+              <w:jc w:val="both"/>
+            </w:pPr>
+            <w:r>
+              <w:t xml:space="preserve">Planificación previa de la solución. </w:t>
+            </w:r>
+          </w:p>
+          <w:p>
+            <w:pPr>
+              <w:spacing w:before="240" w:after="240" w:line="240" w:lineRule="auto"/>
+              <w:jc w:val="both"/>
+            </w:pPr>
+            <w:r>
+              <w:t>Las principales dificultades fueron:</w:t>
+            </w:r>
+          </w:p>
+          <w:p>
+            <w:pPr>
+              <w:spacing w:before="240" w:after="240" w:line="240" w:lineRule="auto"/>
+              <w:ind w:left="720"/>
+              <w:jc w:val="both"/>
+            </w:pPr>
+            <w:r>
+              <w:t xml:space="preserve">Complejidad en la integración entre Inteligencia Artificial y Web Scraping. </w:t>
+            </w:r>
+          </w:p>
+          <w:p>
+            <w:pPr>
+              <w:spacing w:before="240" w:after="240" w:line="240" w:lineRule="auto"/>
+              <w:ind w:left="720"/>
+              <w:jc w:val="both"/>
+            </w:pPr>
+            <w:r>
+              <w:t xml:space="preserve">Adaptación de distintos formularios pertenecientes a festivales internacionales. </w:t>
+            </w:r>
+          </w:p>
+          <w:p>
+            <w:pPr>
+              <w:spacing w:before="240" w:after="240" w:line="240" w:lineRule="auto"/>
+              <w:ind w:left="720"/>
+              <w:jc w:val="both"/>
+            </w:pPr>
+            <w:r>
+              <w:t xml:space="preserve">Coordinación del trabajo durante el periodo académico. </w:t>
+            </w:r>
+          </w:p>
+          <w:p>
+            <w:pPr>
+              <w:spacing w:before="240" w:after="240" w:line="240" w:lineRule="auto"/>
+              <w:ind w:left="720"/>
+              <w:jc w:val="both"/>
+            </w:pPr>
+            <w:r>
+              <w:t xml:space="preserve">Integración entre frontend, backend y servicios externos. </w:t>
+            </w:r>
+          </w:p>
+          <w:p>
+            <w:pPr>
+              <w:spacing w:before="240" w:after="240" w:line="240" w:lineRule="auto"/>
+              <w:jc w:val="both"/>
+            </w:pPr>
+            <w:r>
+              <w:t>A pesar de estas dificultades, el proyecto logró avanzar conforme a la planificación establecida, obteniendo una solución funcional y escalable.</w:t>
             </w:r>
           </w:p>
         </w:tc>
@@ -1969,6 +1348,7 @@
                 <w:sz w:val="18"/>
                 <w:szCs w:val="18"/>
               </w:rPr>
+              <w:lastRenderedPageBreak/>
               <w:t>5. Evidencias</w:t>
             </w:r>
           </w:p>
@@ -1981,466 +1361,188 @@
           <w:p>
             <w:pPr>
               <w:jc w:val="both"/>
-              <w:rPr>
-                <w:color w:val="A6A6A6" w:themeColor="background1" w:themeShade="A6"/>
-              </w:rPr>
-            </w:pPr>
-            <w:r>
-              <w:rPr>
-                <w:color w:val="A6A6A6" w:themeColor="background1" w:themeShade="A6"/>
-              </w:rPr>
-              <w:t xml:space="preserve">Las evidencias incluidas en este informe reflejan los avances logrados hasta la fecha en el desarrollo del Proyecto APT, orientado a construir una plataforma web </w:t>
+            </w:pPr>
+            <w:r>
+              <w:t>Las evidencias del proyecto demuestran el desarrollo progresivo de la plataforma y permiten verificar el cumplimiento de los objetivos definidos.</w:t>
+            </w:r>
+          </w:p>
+          <w:p>
+            <w:pPr>
+              <w:jc w:val="both"/>
+            </w:pPr>
+            <w:r>
+              <w:t>Entre las principales evidencias se encuentran:</w:t>
+            </w:r>
+          </w:p>
+          <w:p>
+            <w:pPr>
+              <w:ind w:left="720"/>
+              <w:jc w:val="both"/>
+            </w:pPr>
+            <w:r>
+              <w:t xml:space="preserve">Acta de Constitución del Proyecto. </w:t>
+            </w:r>
+          </w:p>
+          <w:p>
+            <w:pPr>
+              <w:ind w:left="720"/>
+              <w:jc w:val="both"/>
+            </w:pPr>
+            <w:r>
+              <w:t xml:space="preserve">Documento de Alcance. </w:t>
+            </w:r>
+          </w:p>
+          <w:p>
+            <w:pPr>
+              <w:ind w:left="720"/>
+              <w:jc w:val="both"/>
+            </w:pPr>
+            <w:r>
+              <w:t xml:space="preserve">Especificación de Requisitos de Software (ERS). </w:t>
+            </w:r>
+          </w:p>
+          <w:p>
+            <w:pPr>
+              <w:ind w:left="720"/>
+              <w:jc w:val="both"/>
+            </w:pPr>
+            <w:r>
+              <w:t xml:space="preserve">Carta Gantt. </w:t>
+            </w:r>
+          </w:p>
+          <w:p>
+            <w:pPr>
+              <w:ind w:left="720"/>
+              <w:jc w:val="both"/>
+            </w:pPr>
+            <w:r>
+              <w:t xml:space="preserve">Prototipos en </w:t>
             </w:r>
             <w:proofErr w:type="spellStart"/>
             <w:r>
-              <w:rPr>
-                <w:color w:val="A6A6A6" w:themeColor="background1" w:themeShade="A6"/>
-              </w:rPr>
-              <w:t>xxxxxxxxxxxxxxxxxxxxx</w:t>
+              <w:t>Figma</w:t>
             </w:r>
             <w:proofErr w:type="spellEnd"/>
             <w:r>
-              <w:rPr>
-                <w:color w:val="A6A6A6" w:themeColor="background1" w:themeShade="A6"/>
-              </w:rPr>
-              <w:t>. Si bien los objetivos específicos aún no se encuentran completamente alcanzados, estos van encaminados a lograrse, y las evidencias presentadas permiten comprobar un progreso consistente y alineado con el plan de trabajo establecido.</w:t>
-            </w:r>
-          </w:p>
-          <w:p>
-            <w:pPr>
-              <w:jc w:val="both"/>
-              <w:rPr>
-                <w:color w:val="A6A6A6" w:themeColor="background1" w:themeShade="A6"/>
-              </w:rPr>
-            </w:pPr>
-            <w:r>
-              <w:rPr>
-                <w:color w:val="A6A6A6" w:themeColor="background1" w:themeShade="A6"/>
-              </w:rPr>
-              <w:t>Todas las evidencias se encuentran resguardadas en el repositorio oficial del proyecto, que integra tanto los artefactos técnicos como la documentación generada, lo que asegura trazabilidad, control de versiones y consistencia entre los distintos componentes del sistema.</w:t>
-            </w:r>
-          </w:p>
-          <w:p>
-            <w:pPr>
-              <w:jc w:val="both"/>
-              <w:rPr>
-                <w:color w:val="A6A6A6" w:themeColor="background1" w:themeShade="A6"/>
-              </w:rPr>
-            </w:pPr>
-            <w:r>
-              <w:rPr>
-                <w:color w:val="A6A6A6" w:themeColor="background1" w:themeShade="A6"/>
-              </w:rPr>
-              <w:t>Las principales evidencias corresponden a:</w:t>
-            </w:r>
-          </w:p>
-          <w:p>
-            <w:pPr>
-              <w:numPr>
-                <w:ilvl w:val="0"/>
-                <w:numId w:val="1"/>
-              </w:numPr>
-              <w:ind w:left="341" w:hanging="237"/>
-              <w:jc w:val="both"/>
-              <w:rPr>
-                <w:color w:val="A6A6A6" w:themeColor="background1" w:themeShade="A6"/>
-                <w:sz w:val="20"/>
-                <w:szCs w:val="20"/>
-              </w:rPr>
-            </w:pPr>
-            <w:r>
-              <w:rPr>
-                <w:color w:val="A6A6A6" w:themeColor="background1" w:themeShade="A6"/>
-              </w:rPr>
-              <w:t>Acta de Constitución del Proyecto</w:t>
-            </w:r>
-            <w:r>
-              <w:rPr>
-                <w:b/>
-                <w:bCs/>
-                <w:color w:val="A6A6A6" w:themeColor="background1" w:themeShade="A6"/>
-              </w:rPr>
-              <w:t xml:space="preserve">: </w:t>
-            </w:r>
-            <w:r>
-              <w:rPr>
-                <w:color w:val="A6A6A6" w:themeColor="background1" w:themeShade="A6"/>
-              </w:rPr>
-              <w:t>Documento que autoriza el proyecto y define su propósito.</w:t>
-            </w:r>
-          </w:p>
-          <w:p>
-            <w:pPr>
-              <w:numPr>
-                <w:ilvl w:val="0"/>
-                <w:numId w:val="1"/>
-              </w:numPr>
-              <w:ind w:left="341" w:hanging="237"/>
-              <w:jc w:val="both"/>
-              <w:rPr>
-                <w:color w:val="A6A6A6" w:themeColor="background1" w:themeShade="A6"/>
-                <w:sz w:val="20"/>
-                <w:szCs w:val="20"/>
-              </w:rPr>
-            </w:pPr>
-            <w:r>
-              <w:rPr>
-                <w:color w:val="A6A6A6" w:themeColor="background1" w:themeShade="A6"/>
-              </w:rPr>
-              <w:t xml:space="preserve">Documento de Alcance: Define los límites, entregables y exclusiones del sistema, estableciendo una visión compartida entre el equipo y el </w:t>
-            </w:r>
-            <w:r>
-              <w:rPr>
-                <w:color w:val="A6A6A6" w:themeColor="background1" w:themeShade="A6"/>
-              </w:rPr>
+              <w:t xml:space="preserve">. </w:t>
+            </w:r>
+          </w:p>
+          <w:p>
+            <w:pPr>
+              <w:ind w:left="720"/>
+              <w:jc w:val="both"/>
+            </w:pPr>
+            <w:r>
+              <w:t xml:space="preserve">Casos de uso. </w:t>
+            </w:r>
+          </w:p>
+          <w:p>
+            <w:pPr>
+              <w:ind w:left="720"/>
+              <w:jc w:val="both"/>
+            </w:pPr>
+            <w:r>
+              <w:t xml:space="preserve">Modelo Entidad Relación. </w:t>
+            </w:r>
+          </w:p>
+          <w:p>
+            <w:pPr>
+              <w:ind w:left="720"/>
+              <w:jc w:val="both"/>
+            </w:pPr>
+            <w:r>
+              <w:t xml:space="preserve">Diagramas UML. </w:t>
+            </w:r>
+          </w:p>
+          <w:p>
+            <w:pPr>
+              <w:ind w:left="720"/>
+              <w:jc w:val="both"/>
+            </w:pPr>
+            <w:r>
+              <w:t xml:space="preserve">Arquitectura Cliente-Servidor. </w:t>
+            </w:r>
+          </w:p>
+          <w:p>
+            <w:pPr>
+              <w:ind w:left="720"/>
+              <w:jc w:val="both"/>
+            </w:pPr>
+            <w:r>
+              <w:t xml:space="preserve">Arquitectura basada en Agentes de Inteligencia Artificial. </w:t>
+            </w:r>
+          </w:p>
+          <w:p>
+            <w:pPr>
+              <w:ind w:left="720"/>
+              <w:jc w:val="both"/>
+            </w:pPr>
+            <w:r>
+              <w:t xml:space="preserve">Código fuente desarrollado en React y FastAPI. </w:t>
+            </w:r>
+          </w:p>
+          <w:p>
+            <w:pPr>
+              <w:ind w:left="720"/>
+              <w:jc w:val="both"/>
+            </w:pPr>
+            <w:r>
+              <w:t xml:space="preserve">APIs REST. </w:t>
+            </w:r>
+          </w:p>
+          <w:p>
+            <w:pPr>
+              <w:ind w:left="720"/>
+              <w:jc w:val="both"/>
+            </w:pPr>
+            <w:r>
               <w:lastRenderedPageBreak/>
-              <w:t>cliente. Su existencia garantiza que las actividades realizadas hasta ahora se mantengan dentro del alcance acordado.</w:t>
-            </w:r>
-          </w:p>
-          <w:p>
-            <w:pPr>
-              <w:numPr>
-                <w:ilvl w:val="0"/>
-                <w:numId w:val="1"/>
-              </w:numPr>
-              <w:ind w:left="341" w:hanging="237"/>
-              <w:jc w:val="both"/>
-              <w:rPr>
-                <w:color w:val="A6A6A6" w:themeColor="background1" w:themeShade="A6"/>
-                <w:sz w:val="20"/>
-                <w:szCs w:val="20"/>
-              </w:rPr>
-            </w:pPr>
-            <w:r>
-              <w:rPr>
-                <w:color w:val="A6A6A6" w:themeColor="background1" w:themeShade="A6"/>
-              </w:rPr>
-              <w:t xml:space="preserve">Especificación de requisitos de Software: Detalla los requerimientos funcionales y no funcionales validados con </w:t>
-            </w:r>
-            <w:proofErr w:type="spellStart"/>
-            <w:r>
-              <w:rPr>
-                <w:color w:val="A6A6A6" w:themeColor="background1" w:themeShade="A6"/>
-              </w:rPr>
-              <w:t>xxxxxxxxxxx</w:t>
-            </w:r>
-            <w:proofErr w:type="spellEnd"/>
-            <w:r>
-              <w:rPr>
-                <w:color w:val="A6A6A6" w:themeColor="background1" w:themeShade="A6"/>
-              </w:rPr>
-              <w:t>, sirviendo como base para el diseño y desarrollo de los módulos ya implementados. Permite asegurar la trazabilidad entre lo solicitado por el cliente y lo desarrollado hasta este punto.</w:t>
-            </w:r>
-          </w:p>
-          <w:p>
-            <w:pPr>
-              <w:numPr>
-                <w:ilvl w:val="0"/>
-                <w:numId w:val="1"/>
-              </w:numPr>
-              <w:ind w:left="341" w:hanging="237"/>
-              <w:jc w:val="both"/>
-              <w:rPr>
-                <w:color w:val="A6A6A6" w:themeColor="background1" w:themeShade="A6"/>
-                <w:sz w:val="20"/>
-                <w:szCs w:val="20"/>
-              </w:rPr>
-            </w:pPr>
-            <w:r>
-              <w:rPr>
-                <w:color w:val="A6A6A6" w:themeColor="background1" w:themeShade="A6"/>
-              </w:rPr>
-              <w:t xml:space="preserve">Carta </w:t>
-            </w:r>
-            <w:proofErr w:type="spellStart"/>
-            <w:r>
-              <w:rPr>
-                <w:color w:val="A6A6A6" w:themeColor="background1" w:themeShade="A6"/>
-              </w:rPr>
-              <w:t>gantt</w:t>
-            </w:r>
-            <w:proofErr w:type="spellEnd"/>
-            <w:r>
-              <w:rPr>
-                <w:color w:val="A6A6A6" w:themeColor="background1" w:themeShade="A6"/>
-              </w:rPr>
-              <w:t>: Cronograma visual del proyecto que muestra tareas, duración, dependencias y responsables en una línea de tiempo para planificar y seguir el avance.</w:t>
-            </w:r>
-          </w:p>
-          <w:p>
-            <w:pPr>
-              <w:numPr>
-                <w:ilvl w:val="0"/>
-                <w:numId w:val="1"/>
-              </w:numPr>
-              <w:ind w:left="341" w:hanging="237"/>
-              <w:jc w:val="both"/>
-              <w:rPr>
-                <w:color w:val="A6A6A6" w:themeColor="background1" w:themeShade="A6"/>
-                <w:sz w:val="20"/>
-                <w:szCs w:val="20"/>
-              </w:rPr>
-            </w:pPr>
-            <w:r>
-              <w:rPr>
-                <w:color w:val="A6A6A6" w:themeColor="background1" w:themeShade="A6"/>
-              </w:rPr>
-              <w:t xml:space="preserve">Prototipos de Baja Fidelidad: Representan las primeras versiones navegables de las pantallas del sistema, utilizadas para validar el flujo de interacción y la usabilidad antes de avanzar al desarrollo del </w:t>
-            </w:r>
-            <w:proofErr w:type="spellStart"/>
-            <w:r>
-              <w:rPr>
-                <w:color w:val="A6A6A6" w:themeColor="background1" w:themeShade="A6"/>
-              </w:rPr>
-              <w:t>frontend</w:t>
-            </w:r>
-            <w:proofErr w:type="spellEnd"/>
-            <w:r>
-              <w:rPr>
-                <w:color w:val="A6A6A6" w:themeColor="background1" w:themeShade="A6"/>
-              </w:rPr>
-              <w:t>. Su revisión permitió ajustar la experiencia de usuario tempranamente.</w:t>
-            </w:r>
-          </w:p>
-          <w:p>
-            <w:pPr>
-              <w:numPr>
-                <w:ilvl w:val="0"/>
-                <w:numId w:val="1"/>
-              </w:numPr>
-              <w:ind w:left="341" w:hanging="237"/>
-              <w:jc w:val="both"/>
-              <w:rPr>
-                <w:color w:val="A6A6A6" w:themeColor="background1" w:themeShade="A6"/>
-                <w:sz w:val="20"/>
-                <w:szCs w:val="20"/>
-              </w:rPr>
-            </w:pPr>
-            <w:r>
-              <w:rPr>
-                <w:color w:val="A6A6A6" w:themeColor="background1" w:themeShade="A6"/>
-              </w:rPr>
-              <w:t xml:space="preserve">Diagrama de Clases UML: Representa la estructura del sistema a nivel de objetos, incluyendo las clases, atributos y relaciones que intervienen en los módulos actualmente desarrollados. Este diagrama permite visualizar cómo se organizan los elementos del </w:t>
-            </w:r>
-            <w:proofErr w:type="spellStart"/>
-            <w:r>
-              <w:rPr>
-                <w:color w:val="A6A6A6" w:themeColor="background1" w:themeShade="A6"/>
-              </w:rPr>
-              <w:t>backend</w:t>
-            </w:r>
-            <w:proofErr w:type="spellEnd"/>
-            <w:r>
-              <w:rPr>
-                <w:color w:val="A6A6A6" w:themeColor="background1" w:themeShade="A6"/>
-              </w:rPr>
-              <w:t xml:space="preserve"> y cómo interactúan entre sí. Será complementado en la fase final con las clases correspondientes a los módulos restantes.</w:t>
-            </w:r>
-          </w:p>
-          <w:p>
-            <w:pPr>
-              <w:numPr>
-                <w:ilvl w:val="0"/>
-                <w:numId w:val="1"/>
-              </w:numPr>
-              <w:ind w:left="341" w:hanging="237"/>
-              <w:jc w:val="both"/>
-              <w:rPr>
-                <w:rFonts w:ascii="Noto Sans Symbols" w:eastAsia="Noto Sans Symbols" w:hAnsi="Noto Sans Symbols" w:cs="Noto Sans Symbols"/>
-                <w:color w:val="A6A6A6" w:themeColor="background1" w:themeShade="A6"/>
-                <w:sz w:val="20"/>
-                <w:szCs w:val="20"/>
-              </w:rPr>
-            </w:pPr>
-            <w:r>
-              <w:rPr>
-                <w:color w:val="A6A6A6" w:themeColor="background1" w:themeShade="A6"/>
-              </w:rPr>
-              <w:t xml:space="preserve">Diagrama de componente de arquitectura de la solución: Describe la organización modular del sistema a nivel físico y lógico, mostrando los componentes que conforman la solución, sus responsabilidades y las interacciones entre ellos. Este diagrama permite comprender cómo se estructura la aplicación completa, incluyendo </w:t>
-            </w:r>
-            <w:proofErr w:type="spellStart"/>
-            <w:r>
-              <w:rPr>
-                <w:color w:val="A6A6A6" w:themeColor="background1" w:themeShade="A6"/>
-              </w:rPr>
-              <w:t>frontend</w:t>
-            </w:r>
-            <w:proofErr w:type="spellEnd"/>
-            <w:r>
-              <w:rPr>
-                <w:color w:val="A6A6A6" w:themeColor="background1" w:themeShade="A6"/>
-              </w:rPr>
-              <w:t xml:space="preserve">, </w:t>
-            </w:r>
-            <w:proofErr w:type="spellStart"/>
-            <w:r>
-              <w:rPr>
-                <w:color w:val="A6A6A6" w:themeColor="background1" w:themeShade="A6"/>
-              </w:rPr>
-              <w:t>backend</w:t>
-            </w:r>
-            <w:proofErr w:type="spellEnd"/>
-            <w:r>
-              <w:rPr>
-                <w:color w:val="A6A6A6" w:themeColor="background1" w:themeShade="A6"/>
-              </w:rPr>
-              <w:t>, servicios internos y base de datos. Y cómo estos elementos colaboran entre sí para dar soporte a las funcionalidades.</w:t>
-            </w:r>
-          </w:p>
-          <w:p>
-            <w:pPr>
-              <w:numPr>
-                <w:ilvl w:val="0"/>
-                <w:numId w:val="1"/>
-              </w:numPr>
-              <w:ind w:left="341" w:hanging="237"/>
-              <w:jc w:val="both"/>
-              <w:rPr>
-                <w:rFonts w:ascii="Noto Sans Symbols" w:eastAsia="Noto Sans Symbols" w:hAnsi="Noto Sans Symbols" w:cs="Noto Sans Symbols"/>
-                <w:color w:val="A6A6A6" w:themeColor="background1" w:themeShade="A6"/>
-                <w:sz w:val="20"/>
-                <w:szCs w:val="20"/>
-              </w:rPr>
-            </w:pPr>
-            <w:r>
-              <w:rPr>
-                <w:color w:val="A6A6A6" w:themeColor="background1" w:themeShade="A6"/>
-              </w:rPr>
-              <w:t>Diagrama de componente de la arquitectura de software: Representa la estructura lógica de la arquitectura del sistema, mostrando cómo se organizan los principales componentes y cómo se relacionan e interactúan entre sí. La representación sigue una arquitectura en capas, lo que facilita visualizar la distribución de responsabilidades, el flujo de datos y las dependencias entre la capa de presentación, la lógica de negocio y la capa de datos.</w:t>
-            </w:r>
-          </w:p>
-          <w:p>
-            <w:pPr>
-              <w:numPr>
-                <w:ilvl w:val="0"/>
-                <w:numId w:val="1"/>
-              </w:numPr>
-              <w:ind w:left="341" w:hanging="237"/>
-              <w:jc w:val="both"/>
-              <w:rPr>
-                <w:color w:val="A6A6A6" w:themeColor="background1" w:themeShade="A6"/>
-                <w:sz w:val="20"/>
-                <w:szCs w:val="20"/>
-              </w:rPr>
-            </w:pPr>
-            <w:r>
-              <w:rPr>
-                <w:color w:val="A6A6A6" w:themeColor="background1" w:themeShade="A6"/>
-              </w:rPr>
-              <w:t>Diagrama de Despliegue UML: Muestra la arquitectura física del sistema, especificando la disposición de los componentes dentro del entorno de ejecución, incluyendo el cliente, el servidor y la base de datos. Este diagrama permite visualizar la forma en que la solución será implementada.</w:t>
-            </w:r>
-          </w:p>
-          <w:p>
-            <w:pPr>
-              <w:numPr>
-                <w:ilvl w:val="0"/>
-                <w:numId w:val="1"/>
-              </w:numPr>
-              <w:ind w:left="341" w:hanging="237"/>
-              <w:jc w:val="both"/>
-              <w:rPr>
-                <w:color w:val="A6A6A6" w:themeColor="background1" w:themeShade="A6"/>
-                <w:sz w:val="20"/>
-                <w:szCs w:val="20"/>
-              </w:rPr>
-            </w:pPr>
-            <w:r>
-              <w:rPr>
-                <w:color w:val="A6A6A6" w:themeColor="background1" w:themeShade="A6"/>
-              </w:rPr>
-              <w:lastRenderedPageBreak/>
-              <w:t>Modelo de Datos (Diagrama Entidad–Relación): Muestra la estructura relacional diseñada en PostgreSQL, que asegura integridad referencial y consistencia de la información entre entidades. Esta base respalda la trazabilidad de los procesos gestionados.</w:t>
-            </w:r>
-          </w:p>
-          <w:p>
-            <w:pPr>
-              <w:numPr>
-                <w:ilvl w:val="0"/>
-                <w:numId w:val="1"/>
-              </w:numPr>
-              <w:ind w:left="341" w:hanging="237"/>
-              <w:jc w:val="both"/>
-              <w:rPr>
-                <w:color w:val="A6A6A6" w:themeColor="background1" w:themeShade="A6"/>
-                <w:sz w:val="20"/>
-                <w:szCs w:val="20"/>
-              </w:rPr>
-            </w:pPr>
-            <w:r>
-              <w:rPr>
-                <w:color w:val="A6A6A6" w:themeColor="background1" w:themeShade="A6"/>
-              </w:rPr>
-              <w:t xml:space="preserve">Código Fuente (versión de avance): Corresponde a la implementación del </w:t>
-            </w:r>
-            <w:proofErr w:type="spellStart"/>
-            <w:r>
-              <w:rPr>
-                <w:color w:val="A6A6A6" w:themeColor="background1" w:themeShade="A6"/>
-              </w:rPr>
-              <w:t>backend</w:t>
-            </w:r>
-            <w:proofErr w:type="spellEnd"/>
-            <w:r>
-              <w:rPr>
-                <w:color w:val="A6A6A6" w:themeColor="background1" w:themeShade="A6"/>
-              </w:rPr>
-              <w:t xml:space="preserve"> con Node.js, Express y </w:t>
-            </w:r>
-            <w:proofErr w:type="spellStart"/>
-            <w:r>
-              <w:rPr>
-                <w:color w:val="A6A6A6" w:themeColor="background1" w:themeShade="A6"/>
-              </w:rPr>
-              <w:t>Sequelize</w:t>
-            </w:r>
-            <w:proofErr w:type="spellEnd"/>
-            <w:r>
-              <w:rPr>
-                <w:color w:val="A6A6A6" w:themeColor="background1" w:themeShade="A6"/>
-              </w:rPr>
-              <w:t xml:space="preserve"> ORM, y del </w:t>
-            </w:r>
-            <w:proofErr w:type="spellStart"/>
-            <w:r>
-              <w:rPr>
-                <w:color w:val="A6A6A6" w:themeColor="background1" w:themeShade="A6"/>
-              </w:rPr>
-              <w:t>frontend</w:t>
-            </w:r>
-            <w:proofErr w:type="spellEnd"/>
-            <w:r>
-              <w:rPr>
-                <w:color w:val="A6A6A6" w:themeColor="background1" w:themeShade="A6"/>
-              </w:rPr>
-              <w:t xml:space="preserve"> con </w:t>
-            </w:r>
-            <w:hyperlink r:id="rId8">
-              <w:r>
-                <w:rPr>
-                  <w:color w:val="A6A6A6" w:themeColor="background1" w:themeShade="A6"/>
-                </w:rPr>
-                <w:t>Next.js</w:t>
-              </w:r>
-            </w:hyperlink>
-            <w:r>
-              <w:rPr>
-                <w:color w:val="A6A6A6" w:themeColor="background1" w:themeShade="A6"/>
-              </w:rPr>
-              <w:t xml:space="preserve"> y </w:t>
-            </w:r>
-            <w:proofErr w:type="spellStart"/>
-            <w:r>
-              <w:rPr>
-                <w:color w:val="A6A6A6" w:themeColor="background1" w:themeShade="A6"/>
-              </w:rPr>
-              <w:t>React</w:t>
-            </w:r>
-            <w:proofErr w:type="spellEnd"/>
-            <w:r>
-              <w:rPr>
-                <w:color w:val="A6A6A6" w:themeColor="background1" w:themeShade="A6"/>
-              </w:rPr>
-              <w:t>. En esta etapa incluye módulos funcionales para la gestión de usuarios, clientes, solicitudes y candidatos, demostrando la materialización técnica del proyecto y su correcta integración entre capas.</w:t>
+              <w:t xml:space="preserve">Integración con Firebase. </w:t>
+            </w:r>
+          </w:p>
+          <w:p>
+            <w:pPr>
+              <w:ind w:left="720"/>
+              <w:jc w:val="both"/>
+            </w:pPr>
+            <w:r>
+              <w:t xml:space="preserve">Implementación del sistema de Web Scraping. </w:t>
+            </w:r>
+          </w:p>
+          <w:p>
+            <w:pPr>
+              <w:ind w:left="720"/>
+              <w:jc w:val="both"/>
+            </w:pPr>
+            <w:r>
+              <w:t xml:space="preserve">Integración con Gemini API. </w:t>
+            </w:r>
+          </w:p>
+          <w:p>
+            <w:pPr>
+              <w:ind w:left="720"/>
+              <w:jc w:val="both"/>
+            </w:pPr>
+            <w:r>
+              <w:t xml:space="preserve">Repositorio GitHub del proyecto. </w:t>
+            </w:r>
+          </w:p>
+          <w:p>
+            <w:pPr>
+              <w:ind w:left="720"/>
+              <w:jc w:val="both"/>
+            </w:pPr>
+            <w:r>
+              <w:t xml:space="preserve">Evidencias de pruebas funcionales. </w:t>
+            </w:r>
+          </w:p>
+          <w:p>
+            <w:pPr>
+              <w:ind w:left="720"/>
+              <w:jc w:val="both"/>
+            </w:pPr>
+            <w:r>
+              <w:t xml:space="preserve">Documentación técnica del sistema. </w:t>
             </w:r>
           </w:p>
         </w:tc>
@@ -2488,77 +1590,16 @@
               </w:pBdr>
               <w:spacing w:after="0" w:line="240" w:lineRule="auto"/>
               <w:jc w:val="both"/>
+            </w:pPr>
+            <w:r>
               <w:rPr>
-                <w:color w:val="A6A6A6" w:themeColor="background1" w:themeShade="A6"/>
+                <w:b/>
+                <w:bCs/>
               </w:rPr>
-            </w:pPr>
-            <w:r>
-              <w:t>&lt;nombre estudiantes 1&gt;</w:t>
-            </w:r>
-            <w:r>
-              <w:t xml:space="preserve">: </w:t>
-            </w:r>
-            <w:r>
-              <w:rPr>
-                <w:color w:val="A6A6A6" w:themeColor="background1" w:themeShade="A6"/>
-              </w:rPr>
-              <w:t xml:space="preserve">La verdad es que mis intereses profesionales cambiaron bastante desde que empecé el proyecto. Al principio, yo estaba más enfocado en el desarrollo </w:t>
-            </w:r>
-            <w:proofErr w:type="spellStart"/>
-            <w:r>
-              <w:rPr>
-                <w:color w:val="A6A6A6" w:themeColor="background1" w:themeShade="A6"/>
-              </w:rPr>
-              <w:t>frontend</w:t>
-            </w:r>
-            <w:proofErr w:type="spellEnd"/>
-            <w:r>
-              <w:rPr>
-                <w:color w:val="A6A6A6" w:themeColor="background1" w:themeShade="A6"/>
-              </w:rPr>
-              <w:t xml:space="preserve">, me gustaba hacer interfaces bonitas y que se vieran bien. Tenía una idea más general del desarrollo de software, sin pensar mucho </w:t>
-            </w:r>
-            <w:proofErr w:type="spellStart"/>
-            <w:r>
-              <w:rPr>
-                <w:color w:val="A6A6A6" w:themeColor="background1" w:themeShade="A6"/>
-              </w:rPr>
-              <w:t>xxxxxxxxxxxxxxxxxxxxxx</w:t>
-            </w:r>
-            <w:proofErr w:type="spellEnd"/>
-            <w:r>
-              <w:rPr>
-                <w:color w:val="A6A6A6" w:themeColor="background1" w:themeShade="A6"/>
-              </w:rPr>
-              <w:t xml:space="preserve"> antes. Uno de los aspectos que más me interesó durante el desarrollo fue el diseño de la arquitectura del sistema. </w:t>
-            </w:r>
-            <w:proofErr w:type="spellStart"/>
-            <w:r>
-              <w:rPr>
-                <w:color w:val="A6A6A6" w:themeColor="background1" w:themeShade="A6"/>
-              </w:rPr>
-              <w:t>xxxxxxxxxxxxxxxxxxxxxxxxxxxx</w:t>
-            </w:r>
-            <w:proofErr w:type="spellEnd"/>
-            <w:r>
-              <w:rPr>
-                <w:color w:val="A6A6A6" w:themeColor="background1" w:themeShade="A6"/>
-              </w:rPr>
-              <w:t xml:space="preserve"> una buena arquitectura facilita el mantenimiento, la escalabilidad y el trabajo en equipo. </w:t>
-            </w:r>
-            <w:proofErr w:type="spellStart"/>
-            <w:r>
-              <w:rPr>
-                <w:color w:val="A6A6A6" w:themeColor="background1" w:themeShade="A6"/>
-              </w:rPr>
-              <w:t>xxxxxxxxxxxxxxxxxxxx</w:t>
-            </w:r>
-            <w:proofErr w:type="spellEnd"/>
-            <w:r>
-              <w:rPr>
-                <w:color w:val="A6A6A6" w:themeColor="background1" w:themeShade="A6"/>
-              </w:rPr>
-              <w:t xml:space="preserve"> y mejores prácticas de ingeniería de software.</w:t>
+              <w:t>Bastián Román</w:t>
+            </w:r>
+            <w:r>
+              <w:t xml:space="preserve"> (Product Owner)</w:t>
             </w:r>
           </w:p>
           <w:p>
@@ -2572,69 +1613,9 @@
               </w:pBdr>
               <w:spacing w:after="0" w:line="240" w:lineRule="auto"/>
               <w:jc w:val="both"/>
-              <w:rPr>
-                <w:color w:val="A6A6A6" w:themeColor="background1" w:themeShade="A6"/>
-              </w:rPr>
-            </w:pPr>
-            <w:r>
-              <w:rPr>
-                <w:color w:val="A6A6A6" w:themeColor="background1" w:themeShade="A6"/>
-              </w:rPr>
-              <w:t xml:space="preserve">Ahora me doy cuenta de que el desarrollo de software no es solo escribir código, </w:t>
-            </w:r>
-            <w:proofErr w:type="spellStart"/>
-            <w:r>
-              <w:rPr>
-                <w:color w:val="A6A6A6" w:themeColor="background1" w:themeShade="A6"/>
-              </w:rPr>
-              <w:t>xxxxxxxxxxxxxxx</w:t>
-            </w:r>
-            <w:proofErr w:type="spellEnd"/>
-            <w:r>
-              <w:rPr>
-                <w:color w:val="A6A6A6" w:themeColor="background1" w:themeShade="A6"/>
-              </w:rPr>
-              <w:t xml:space="preserve"> encajan y cómo se puede hacer mejor. Me interesa mucho seguir aprendiendo sobre arquitectura de software, porque veo </w:t>
-            </w:r>
-            <w:proofErr w:type="spellStart"/>
-            <w:r>
-              <w:rPr>
-                <w:color w:val="A6A6A6" w:themeColor="background1" w:themeShade="A6"/>
-              </w:rPr>
-              <w:t>xxxxxxxxxxxxxxxxxxx</w:t>
-            </w:r>
-            <w:proofErr w:type="spellEnd"/>
-            <w:r>
-              <w:rPr>
-                <w:color w:val="A6A6A6" w:themeColor="background1" w:themeShade="A6"/>
-              </w:rPr>
-              <w:t xml:space="preserve"> me di cuenta de que es donde realmente se puede hacer la diferencia en el rendimiento de una aplicación. Y la ciencia de datos me llama la atención porque siento que es el siguiente paso </w:t>
-            </w:r>
-            <w:proofErr w:type="spellStart"/>
-            <w:r>
-              <w:rPr>
-                <w:color w:val="A6A6A6" w:themeColor="background1" w:themeShade="A6"/>
-              </w:rPr>
-              <w:t>lógico</w:t>
-            </w:r>
-            <w:r>
-              <w:rPr>
-                <w:color w:val="A6A6A6" w:themeColor="background1" w:themeShade="A6"/>
-              </w:rPr>
-              <w:t>xxxxxxxxxxxxxxxxxxxxxx</w:t>
-            </w:r>
-            <w:r>
-              <w:rPr>
-                <w:color w:val="A6A6A6" w:themeColor="background1" w:themeShade="A6"/>
-              </w:rPr>
-              <w:t>s</w:t>
-            </w:r>
-            <w:proofErr w:type="spellEnd"/>
-            <w:r>
-              <w:rPr>
-                <w:color w:val="A6A6A6" w:themeColor="background1" w:themeShade="A6"/>
-              </w:rPr>
-              <w:t xml:space="preserve"> útiles.</w:t>
+            </w:pPr>
+            <w:r>
+              <w:t>El desarrollo del Proyecto APT fortaleció significativamente mis intereses profesionales en el área del desarrollo de software y la gestión de proyectos tecnológicos. Durante el desarrollo asumí el rol de Product Owner, participando en el levantamiento de requerimientos, la definición de funcionalidades y la coordinación del trabajo del equipo.</w:t>
             </w:r>
           </w:p>
           <w:p>
@@ -2648,10 +1629,10 @@
               </w:pBdr>
               <w:spacing w:after="0" w:line="240" w:lineRule="auto"/>
               <w:jc w:val="both"/>
-              <w:rPr>
-                <w:color w:val="A6A6A6" w:themeColor="background1" w:themeShade="A6"/>
-              </w:rPr>
-            </w:pPr>
+            </w:pPr>
+            <w:r>
+              <w:t>Esta experiencia me permitió comprender la importancia de planificar correctamente un proyecto, mantener una comunicación constante entre los integrantes y asegurar que las soluciones desarrolladas respondan a necesidades reales. Además, el proyecto despertó un mayor interés por la arquitectura de software, la Inteligencia Artificial y la automatización de procesos, áreas que considero fundamentales para el desarrollo de soluciones innovadoras.</w:t>
+            </w:r>
           </w:p>
           <w:p>
             <w:pPr>
@@ -2664,72 +1645,9 @@
               </w:pBdr>
               <w:spacing w:after="0" w:line="240" w:lineRule="auto"/>
               <w:jc w:val="both"/>
-              <w:rPr>
-                <w:color w:val="A6A6A6" w:themeColor="background1" w:themeShade="A6"/>
-              </w:rPr>
-            </w:pPr>
-            <w:r>
-              <w:t xml:space="preserve">&lt;nombre estudiantes </w:t>
-            </w:r>
-            <w:r>
-              <w:t>2</w:t>
-            </w:r>
-            <w:r>
-              <w:t>&gt;:</w:t>
-            </w:r>
-            <w:r>
-              <w:rPr>
-                <w:color w:val="A6A6A6" w:themeColor="background1" w:themeShade="A6"/>
-              </w:rPr>
-              <w:t xml:space="preserve"> El desarrollo de mi Proyecto APT me permitió profundizar en mis intereses profesionales y confirmar que me siento especialmente motivada por el desarrollo de software, la automatización de procesos y la construcción de soluciones que generen impacto real en organizaciones. Este proyecto me dio una visión mucho más clara de cómo se integran distintas tecnologías, cómo se estructura un sistema completo desde cero y cómo se </w:t>
-            </w:r>
-            <w:proofErr w:type="spellStart"/>
-            <w:r>
-              <w:rPr>
-                <w:color w:val="A6A6A6" w:themeColor="background1" w:themeShade="A6"/>
-              </w:rPr>
-              <w:t>xxxxxxxxxxxxxxxxxxxx</w:t>
-            </w:r>
-            <w:r>
-              <w:rPr>
-                <w:color w:val="A6A6A6" w:themeColor="background1" w:themeShade="A6"/>
-              </w:rPr>
-              <w:t>aba</w:t>
-            </w:r>
-            <w:proofErr w:type="spellEnd"/>
-            <w:r>
-              <w:rPr>
-                <w:color w:val="A6A6A6" w:themeColor="background1" w:themeShade="A6"/>
-              </w:rPr>
-              <w:t xml:space="preserve"> al inicio de la asignatura, hoy tengo una comprensión más concreta de mis fortalezas y del tipo de trabajo que disfruto: diseño de arquitectura, análisis funcional, desarrollo full-</w:t>
-            </w:r>
-            <w:proofErr w:type="spellStart"/>
-            <w:r>
-              <w:rPr>
-                <w:color w:val="A6A6A6" w:themeColor="background1" w:themeShade="A6"/>
-              </w:rPr>
-              <w:t>stack</w:t>
-            </w:r>
-            <w:proofErr w:type="spellEnd"/>
-            <w:r>
-              <w:rPr>
-                <w:color w:val="A6A6A6" w:themeColor="background1" w:themeShade="A6"/>
-              </w:rPr>
-              <w:t xml:space="preserve"> y todo lo relacionado con mejorar procesos mediante tecnología. A partir del APT, me gustaría seguir profundizando en arquitectura de software, analítica aplicada a procesos y herramientas modernas de desarrollo, porque descubrí que estas áreas me permiten unir lo técnico </w:t>
-            </w:r>
-            <w:proofErr w:type="spellStart"/>
-            <w:r>
-              <w:rPr>
-                <w:color w:val="A6A6A6" w:themeColor="background1" w:themeShade="A6"/>
-              </w:rPr>
-              <w:t>xxxxxxxxxxxxxxxxxxxxxxxxxxx</w:t>
-            </w:r>
-            <w:proofErr w:type="spellEnd"/>
-            <w:r>
-              <w:rPr>
-                <w:color w:val="A6A6A6" w:themeColor="background1" w:themeShade="A6"/>
-              </w:rPr>
-              <w:t xml:space="preserve"> automatización de flujos y participar en proyectos con impacto directo en clientes reales, tal como ocurrió con este proyecto. Siento que este APT reforzó mis intereses y me entregó mayor claridad sobre mi camino laboral.</w:t>
+            </w:pPr>
+            <w:r>
+              <w:t>A futuro me gustaría desempeñarme como Ingeniero de Software o Líder de Proyectos Tecnológicos, participando en el desarrollo de plataformas escalables y aplicando tecnologías emergentes para resolver problemas reales dentro de distintas organizaciones.</w:t>
             </w:r>
           </w:p>
           <w:p>
@@ -2743,9 +1661,6 @@
               </w:pBdr>
               <w:spacing w:after="0" w:line="240" w:lineRule="auto"/>
               <w:jc w:val="both"/>
-              <w:rPr>
-                <w:color w:val="A6A6A6" w:themeColor="background1" w:themeShade="A6"/>
-              </w:rPr>
             </w:pPr>
           </w:p>
           <w:p>
@@ -2760,59 +1675,259 @@
               <w:spacing w:after="0" w:line="240" w:lineRule="auto"/>
               <w:jc w:val="both"/>
               <w:rPr>
-                <w:color w:val="A6A6A6" w:themeColor="background1" w:themeShade="A6"/>
+                <w:b/>
+                <w:bCs/>
               </w:rPr>
             </w:pPr>
             <w:r>
+              <w:rPr>
+                <w:b/>
+                <w:bCs/>
+              </w:rPr>
+              <w:t xml:space="preserve">Maximiliano González </w:t>
+            </w:r>
+            <w:r>
+              <w:t>(Programador Full Stack)</w:t>
+            </w:r>
+          </w:p>
+          <w:p>
+            <w:pPr>
+              <w:pBdr>
+                <w:top w:val="nil"/>
+                <w:left w:val="nil"/>
+                <w:bottom w:val="nil"/>
+                <w:right w:val="nil"/>
+                <w:between w:val="nil"/>
+              </w:pBdr>
+              <w:spacing w:after="0" w:line="240" w:lineRule="auto"/>
+              <w:jc w:val="both"/>
+            </w:pPr>
+            <w:r>
+              <w:t>El Proyecto APT me permitió profundizar mis conocimientos en desarrollo Full Stack y confirmar mi interés por la creación de aplicaciones web modernas. La implementación del frontend con React y del backend mediante FastAPI representó un desafío importante que fortaleció mis habilidades técnicas y mi capacidad para integrar distintas tecnologías dentro de una misma solución.</w:t>
+            </w:r>
+          </w:p>
+          <w:p>
+            <w:pPr>
+              <w:pBdr>
+                <w:top w:val="nil"/>
+                <w:left w:val="nil"/>
+                <w:bottom w:val="nil"/>
+                <w:right w:val="nil"/>
+                <w:between w:val="nil"/>
+              </w:pBdr>
+              <w:spacing w:after="0" w:line="240" w:lineRule="auto"/>
+              <w:jc w:val="both"/>
+            </w:pPr>
+            <w:r>
+              <w:t>Además, la incorporación de módulos de Web Scraping e Inteligencia Artificial me permitió conocer nuevas herramientas que amplían considerablemente las posibilidades del desarrollo de software. Esta experiencia reforzó mi interés por continuar especializándome en arquitectura de software, desarrollo backend y automatización de procesos mediante Inteligencia Artificial.</w:t>
+            </w:r>
+          </w:p>
+          <w:p>
+            <w:pPr>
+              <w:pBdr>
+                <w:top w:val="nil"/>
+                <w:left w:val="nil"/>
+                <w:bottom w:val="nil"/>
+                <w:right w:val="nil"/>
+                <w:between w:val="nil"/>
+              </w:pBdr>
+              <w:spacing w:after="0" w:line="240" w:lineRule="auto"/>
+              <w:jc w:val="both"/>
+            </w:pPr>
+            <w:r>
+              <w:t>En el futuro me gustaría desempeñarme como desarrollador Full Stack o Ingeniero de Software participando en proyectos tecnológicos de gran escala y con impacto internacional.</w:t>
+            </w:r>
+          </w:p>
+          <w:p>
+            <w:pPr>
+              <w:pBdr>
+                <w:top w:val="nil"/>
+                <w:left w:val="nil"/>
+                <w:bottom w:val="nil"/>
+                <w:right w:val="nil"/>
+                <w:between w:val="nil"/>
+              </w:pBdr>
+              <w:spacing w:after="0" w:line="240" w:lineRule="auto"/>
+              <w:jc w:val="both"/>
+            </w:pPr>
+          </w:p>
+          <w:p>
+            <w:pPr>
+              <w:pBdr>
+                <w:top w:val="nil"/>
+                <w:left w:val="nil"/>
+                <w:bottom w:val="nil"/>
+                <w:right w:val="nil"/>
+                <w:between w:val="nil"/>
+              </w:pBdr>
+              <w:spacing w:after="0" w:line="240" w:lineRule="auto"/>
+              <w:jc w:val="both"/>
+            </w:pPr>
+            <w:r>
+              <w:rPr>
+                <w:b/>
+                <w:bCs/>
+              </w:rPr>
+              <w:t>Sebastián Sáez</w:t>
+            </w:r>
+            <w:r>
+              <w:t xml:space="preserve"> (Quality Assurance)</w:t>
+            </w:r>
+          </w:p>
+          <w:p>
+            <w:pPr>
+              <w:pBdr>
+                <w:top w:val="nil"/>
+                <w:left w:val="nil"/>
+                <w:bottom w:val="nil"/>
+                <w:right w:val="nil"/>
+                <w:between w:val="nil"/>
+              </w:pBdr>
+              <w:spacing w:after="0" w:line="240" w:lineRule="auto"/>
+              <w:jc w:val="both"/>
+            </w:pPr>
+            <w:r>
+              <w:t xml:space="preserve">Participar como responsable de Quality Assurance me permitió comprender la importancia del aseguramiento de la calidad dentro del desarrollo de software. Durante el proyecto participé en la validación de </w:t>
+            </w:r>
+            <w:r>
               <w:lastRenderedPageBreak/>
-              <w:t xml:space="preserve">&lt;nombre estudiantes </w:t>
-            </w:r>
-            <w:r>
-              <w:t>3</w:t>
-            </w:r>
-            <w:r>
-              <w:t xml:space="preserve">&gt;: </w:t>
-            </w:r>
-            <w:r>
+              <w:t>requerimientos, planificación de pruebas funcionales y revisión del correcto funcionamiento de los distintos módulos desarrollados.</w:t>
+            </w:r>
+          </w:p>
+          <w:p>
+            <w:pPr>
+              <w:pBdr>
+                <w:top w:val="nil"/>
+                <w:left w:val="nil"/>
+                <w:bottom w:val="nil"/>
+                <w:right w:val="nil"/>
+                <w:between w:val="nil"/>
+              </w:pBdr>
+              <w:spacing w:after="0" w:line="240" w:lineRule="auto"/>
+              <w:jc w:val="both"/>
+            </w:pPr>
+            <w:r>
+              <w:t>Esta experiencia fortaleció mi interés por el área de pruebas de software, control de calidad y mejora continua, comprendiendo que la calidad no depende únicamente del código, sino también de una adecuada planificación, documentación y validación permanente.</w:t>
+            </w:r>
+          </w:p>
+          <w:p>
+            <w:pPr>
+              <w:pBdr>
+                <w:top w:val="nil"/>
+                <w:left w:val="nil"/>
+                <w:bottom w:val="nil"/>
+                <w:right w:val="nil"/>
+                <w:between w:val="nil"/>
+              </w:pBdr>
+              <w:spacing w:after="0" w:line="240" w:lineRule="auto"/>
+              <w:jc w:val="both"/>
+            </w:pPr>
+            <w:r>
+              <w:t>En el ámbito profesional me gustaría continuar desarrollándome en áreas relacionadas con Quality Assurance, Testing Automatizado y mejora de procesos de desarrollo de software.</w:t>
+            </w:r>
+          </w:p>
+          <w:p>
+            <w:pPr>
+              <w:pBdr>
+                <w:top w:val="nil"/>
+                <w:left w:val="nil"/>
+                <w:bottom w:val="nil"/>
+                <w:right w:val="nil"/>
+                <w:between w:val="nil"/>
+              </w:pBdr>
+              <w:spacing w:after="0" w:line="240" w:lineRule="auto"/>
+              <w:jc w:val="both"/>
               <w:rPr>
                 <w:color w:val="A6A6A6" w:themeColor="background1" w:themeShade="A6"/>
               </w:rPr>
-              <w:t xml:space="preserve">El Proyecto APT me permitió profundizar en mis intereses profesionales y confirmar que quiero desarrollarme en el ámbito del desarrollo de software, el </w:t>
-            </w:r>
-            <w:proofErr w:type="spellStart"/>
-            <w:r>
+            </w:pPr>
+          </w:p>
+          <w:p>
+            <w:pPr>
+              <w:pBdr>
+                <w:top w:val="nil"/>
+                <w:left w:val="nil"/>
+                <w:bottom w:val="nil"/>
+                <w:right w:val="nil"/>
+                <w:between w:val="nil"/>
+              </w:pBdr>
+              <w:spacing w:after="0" w:line="240" w:lineRule="auto"/>
+              <w:jc w:val="both"/>
+            </w:pPr>
+            <w:r>
+              <w:rPr>
+                <w:b/>
+                <w:bCs/>
+              </w:rPr>
+              <w:t>Rodrigo Ávila</w:t>
+            </w:r>
+            <w:r>
+              <w:t xml:space="preserve"> (Gobernanza de Datos)</w:t>
+            </w:r>
+          </w:p>
+          <w:p>
+            <w:pPr>
+              <w:pBdr>
+                <w:top w:val="nil"/>
+                <w:left w:val="nil"/>
+                <w:bottom w:val="nil"/>
+                <w:right w:val="nil"/>
+                <w:between w:val="nil"/>
+              </w:pBdr>
+              <w:spacing w:after="0" w:line="240" w:lineRule="auto"/>
+              <w:jc w:val="both"/>
+            </w:pPr>
+            <w:r>
+              <w:t>El desarrollo del Proyecto APT despertó un mayor interés por la gestión de datos, la seguridad de la información y el cumplimiento de normativas internacionales relacionadas con la protección de datos personales.</w:t>
+            </w:r>
+          </w:p>
+          <w:p>
+            <w:pPr>
+              <w:pBdr>
+                <w:top w:val="nil"/>
+                <w:left w:val="nil"/>
+                <w:bottom w:val="nil"/>
+                <w:right w:val="nil"/>
+                <w:between w:val="nil"/>
+              </w:pBdr>
+              <w:spacing w:after="0" w:line="240" w:lineRule="auto"/>
+              <w:jc w:val="both"/>
+            </w:pPr>
+            <w:r>
+              <w:t>La definición de políticas de gobernanza, control de acceso, trazabilidad y auditoría permitió comprender la importancia que tiene una adecuada administración de la información dentro de proyectos tecnológicos modernos.</w:t>
+            </w:r>
+          </w:p>
+          <w:p>
+            <w:pPr>
+              <w:pBdr>
+                <w:top w:val="nil"/>
+                <w:left w:val="nil"/>
+                <w:bottom w:val="nil"/>
+                <w:right w:val="nil"/>
+                <w:between w:val="nil"/>
+              </w:pBdr>
+              <w:spacing w:after="0" w:line="240" w:lineRule="auto"/>
+              <w:jc w:val="both"/>
+            </w:pPr>
+            <w:r>
+              <w:t>A partir de esta experiencia me gustaría especializarme en Gobierno de Datos, Seguridad Informática y Gestión de Riesgos, participando en proyectos donde la protección de la información y el cumplimiento normativo sean elementos fundamentales para el éxito de la organización.</w:t>
+            </w:r>
+          </w:p>
+          <w:p>
+            <w:pPr>
+              <w:pBdr>
+                <w:top w:val="nil"/>
+                <w:left w:val="nil"/>
+                <w:bottom w:val="nil"/>
+                <w:right w:val="nil"/>
+                <w:between w:val="nil"/>
+              </w:pBdr>
+              <w:spacing w:after="0" w:line="240" w:lineRule="auto"/>
+              <w:jc w:val="both"/>
               <w:rPr>
                 <w:color w:val="A6A6A6" w:themeColor="background1" w:themeShade="A6"/>
               </w:rPr>
-              <w:t>xxxxxxxxxxxxxxxxxxxxxxxxxxxxx</w:t>
-            </w:r>
-            <w:proofErr w:type="spellEnd"/>
-            <w:r>
-              <w:rPr>
-                <w:color w:val="A6A6A6" w:themeColor="background1" w:themeShade="A6"/>
-              </w:rPr>
-              <w:t xml:space="preserve"> experiencia me dio una visión más concreta de lo que disfruto hacer y reafirmó los intereses que tenía al inicio de la asignatura, dándoles mayor claridad y enfoque. A partir de lo aprendido, me gustaría </w:t>
-            </w:r>
-            <w:proofErr w:type="spellStart"/>
-            <w:r>
-              <w:rPr>
-                <w:color w:val="A6A6A6" w:themeColor="background1" w:themeShade="A6"/>
-              </w:rPr>
-              <w:t>xxxxxxxxxxxxxxx</w:t>
-            </w:r>
-            <w:r>
-              <w:rPr>
-                <w:color w:val="A6A6A6" w:themeColor="background1" w:themeShade="A6"/>
-              </w:rPr>
-              <w:t>guramiento</w:t>
-            </w:r>
-            <w:proofErr w:type="spellEnd"/>
-            <w:r>
-              <w:rPr>
-                <w:color w:val="A6A6A6" w:themeColor="background1" w:themeShade="A6"/>
-              </w:rPr>
-              <w:t xml:space="preserve"> de la calidad. Tras finalizar el proyecto, me proyecto laboralmente trabajando como desarrollador o ingeniero de software, participando en la creación de soluciones tecnológicas completas y acumulando la experiencia necesaria para, a futuro, liderar proyectos o emprender con iniciativas propias.</w:t>
-            </w:r>
+            </w:pPr>
           </w:p>
         </w:tc>
       </w:tr>
@@ -2858,7 +1973,7 @@
       </w:pPr>
     </w:p>
     <w:sectPr>
-      <w:headerReference w:type="default" r:id="rId9"/>
+      <w:headerReference w:type="default" r:id="rId8"/>
       <w:pgSz w:w="11906" w:h="16838"/>
       <w:pgMar w:top="1417" w:right="1701" w:bottom="1417" w:left="1701" w:header="708" w:footer="708" w:gutter="0"/>
       <w:pgNumType w:start="1"/>
@@ -3106,6 +2221,304 @@
 <file path=word/numbering.xml><?xml version="1.0" encoding="utf-8"?>
 <w:numbering xmlns:wpc="http://schemas.microsoft.com/office/word/2010/wordprocessingCanvas" xmlns:cx="http://schemas.microsoft.com/office/drawing/2014/chartex" xmlns:cx1="http://schemas.microsoft.com/office/drawing/2015/9/8/chartex" xmlns:cx2="http://schemas.microsoft.com/office/drawing/2015/10/21/chartex" xmlns:cx3="http://schemas.microsoft.com/office/drawing/2016/5/9/chartex" xmlns:cx4="http://schemas.microsoft.com/office/drawing/2016/5/10/chartex" xmlns:cx5="http://schemas.microsoft.com/office/drawing/2016/5/11/chartex" xmlns:cx6="http://schemas.microsoft.com/office/drawing/2016/5/12/chartex" xmlns:cx7="http://schemas.microsoft.com/office/drawing/2016/5/13/chartex" xmlns:cx8="http://schemas.microsoft.com/office/drawing/2016/5/14/chartex" xmlns:mc="http://schemas.openxmlformats.org/markup-compatibility/2006" xmlns:aink="http://schemas.microsoft.com/office/drawing/2016/ink" xmlns:am3d="http://schemas.microsoft.com/office/drawing/2017/model3d" xmlns:o="urn:schemas-microsoft-com:office:office" xmlns:oel="http://schemas.microsoft.com/office/2019/extlst" xmlns:r="http://schemas.openxmlformats.org/officeDocument/2006/relationships" xmlns:m="http://schemas.openxmlformats.org/officeDocument/2006/math" xmlns:v="urn:schemas-microsoft-com:vml" xmlns:wp14="http://schemas.microsoft.com/office/word/2010/wordprocessingDrawing" xmlns:wp="http://schemas.openxmlformats.org/drawingml/2006/wordprocessingDrawing" xmlns:w10="urn:schemas-microsoft-com:office:word" xmlns:w="http://schemas.openxmlformats.org/wordprocessingml/2006/main" xmlns:w14="http://schemas.microsoft.com/office/word/2010/wordml" xmlns:w15="http://schemas.microsoft.com/office/word/2012/wordml" xmlns:w16cex="http://schemas.microsoft.com/office/word/2018/wordml/cex" xmlns:w16cid="http://schemas.microsoft.com/office/word/2016/wordml/cid" xmlns:w16="http://schemas.microsoft.com/office/word/2018/wordml" xmlns:w16du="http://schemas.microsoft.com/office/word/2023/wordml/word16du" xmlns:w16sdtdh="http://schemas.microsoft.com/office/word/2020/wordml/sdtdatahash" xmlns:w16sdtfl="http://schemas.microsoft.com/office/word/2024/wordml/sdtformatlock" xmlns:w16se="http://schemas.microsoft.com/office/word/2015/wordml/symex" xmlns:wpg="http://schemas.microsoft.com/office/word/2010/wordprocessingGroup" xmlns:wpi="http://schemas.microsoft.com/office/word/2010/wordprocessingInk" xmlns:wne="http://schemas.microsoft.com/office/word/2006/wordml" xmlns:wps="http://schemas.microsoft.com/office/word/2010/wordprocessingShape" mc:Ignorable="w14 w15 w16se w16cid w16 w16cex w16sdtdh w16sdtfl w16du wp14">
   <w:abstractNum w:abstractNumId="0" w15:restartNumberingAfterBreak="0">
+    <w:nsid w:val="056813B9"/>
+    <w:multiLevelType w:val="multilevel"/>
+    <w:tmpl w:val="C5500022"/>
+    <w:lvl w:ilvl="0">
+      <w:start w:val="1"/>
+      <w:numFmt w:val="bullet"/>
+      <w:lvlText w:val=""/>
+      <w:lvlJc w:val="left"/>
+      <w:pPr>
+        <w:tabs>
+          <w:tab w:val="num" w:pos="720"/>
+        </w:tabs>
+        <w:ind w:left="720" w:hanging="360"/>
+      </w:pPr>
+      <w:rPr>
+        <w:rFonts w:ascii="Symbol" w:hAnsi="Symbol" w:hint="default"/>
+        <w:sz w:val="20"/>
+      </w:rPr>
+    </w:lvl>
+    <w:lvl w:ilvl="1" w:tentative="1">
+      <w:start w:val="1"/>
+      <w:numFmt w:val="bullet"/>
+      <w:lvlText w:val="o"/>
+      <w:lvlJc w:val="left"/>
+      <w:pPr>
+        <w:tabs>
+          <w:tab w:val="num" w:pos="1440"/>
+        </w:tabs>
+        <w:ind w:left="1440" w:hanging="360"/>
+      </w:pPr>
+      <w:rPr>
+        <w:rFonts w:ascii="Courier New" w:hAnsi="Courier New" w:hint="default"/>
+        <w:sz w:val="20"/>
+      </w:rPr>
+    </w:lvl>
+    <w:lvl w:ilvl="2" w:tentative="1">
+      <w:start w:val="1"/>
+      <w:numFmt w:val="bullet"/>
+      <w:lvlText w:val=""/>
+      <w:lvlJc w:val="left"/>
+      <w:pPr>
+        <w:tabs>
+          <w:tab w:val="num" w:pos="2160"/>
+        </w:tabs>
+        <w:ind w:left="2160" w:hanging="360"/>
+      </w:pPr>
+      <w:rPr>
+        <w:rFonts w:ascii="Wingdings" w:hAnsi="Wingdings" w:hint="default"/>
+        <w:sz w:val="20"/>
+      </w:rPr>
+    </w:lvl>
+    <w:lvl w:ilvl="3" w:tentative="1">
+      <w:start w:val="1"/>
+      <w:numFmt w:val="bullet"/>
+      <w:lvlText w:val=""/>
+      <w:lvlJc w:val="left"/>
+      <w:pPr>
+        <w:tabs>
+          <w:tab w:val="num" w:pos="2880"/>
+        </w:tabs>
+        <w:ind w:left="2880" w:hanging="360"/>
+      </w:pPr>
+      <w:rPr>
+        <w:rFonts w:ascii="Wingdings" w:hAnsi="Wingdings" w:hint="default"/>
+        <w:sz w:val="20"/>
+      </w:rPr>
+    </w:lvl>
+    <w:lvl w:ilvl="4" w:tentative="1">
+      <w:start w:val="1"/>
+      <w:numFmt w:val="bullet"/>
+      <w:lvlText w:val=""/>
+      <w:lvlJc w:val="left"/>
+      <w:pPr>
+        <w:tabs>
+          <w:tab w:val="num" w:pos="3600"/>
+        </w:tabs>
+        <w:ind w:left="3600" w:hanging="360"/>
+      </w:pPr>
+      <w:rPr>
+        <w:rFonts w:ascii="Wingdings" w:hAnsi="Wingdings" w:hint="default"/>
+        <w:sz w:val="20"/>
+      </w:rPr>
+    </w:lvl>
+    <w:lvl w:ilvl="5" w:tentative="1">
+      <w:start w:val="1"/>
+      <w:numFmt w:val="bullet"/>
+      <w:lvlText w:val=""/>
+      <w:lvlJc w:val="left"/>
+      <w:pPr>
+        <w:tabs>
+          <w:tab w:val="num" w:pos="4320"/>
+        </w:tabs>
+        <w:ind w:left="4320" w:hanging="360"/>
+      </w:pPr>
+      <w:rPr>
+        <w:rFonts w:ascii="Wingdings" w:hAnsi="Wingdings" w:hint="default"/>
+        <w:sz w:val="20"/>
+      </w:rPr>
+    </w:lvl>
+    <w:lvl w:ilvl="6" w:tentative="1">
+      <w:start w:val="1"/>
+      <w:numFmt w:val="bullet"/>
+      <w:lvlText w:val=""/>
+      <w:lvlJc w:val="left"/>
+      <w:pPr>
+        <w:tabs>
+          <w:tab w:val="num" w:pos="5040"/>
+        </w:tabs>
+        <w:ind w:left="5040" w:hanging="360"/>
+      </w:pPr>
+      <w:rPr>
+        <w:rFonts w:ascii="Wingdings" w:hAnsi="Wingdings" w:hint="default"/>
+        <w:sz w:val="20"/>
+      </w:rPr>
+    </w:lvl>
+    <w:lvl w:ilvl="7" w:tentative="1">
+      <w:start w:val="1"/>
+      <w:numFmt w:val="bullet"/>
+      <w:lvlText w:val=""/>
+      <w:lvlJc w:val="left"/>
+      <w:pPr>
+        <w:tabs>
+          <w:tab w:val="num" w:pos="5760"/>
+        </w:tabs>
+        <w:ind w:left="5760" w:hanging="360"/>
+      </w:pPr>
+      <w:rPr>
+        <w:rFonts w:ascii="Wingdings" w:hAnsi="Wingdings" w:hint="default"/>
+        <w:sz w:val="20"/>
+      </w:rPr>
+    </w:lvl>
+    <w:lvl w:ilvl="8" w:tentative="1">
+      <w:start w:val="1"/>
+      <w:numFmt w:val="bullet"/>
+      <w:lvlText w:val=""/>
+      <w:lvlJc w:val="left"/>
+      <w:pPr>
+        <w:tabs>
+          <w:tab w:val="num" w:pos="6480"/>
+        </w:tabs>
+        <w:ind w:left="6480" w:hanging="360"/>
+      </w:pPr>
+      <w:rPr>
+        <w:rFonts w:ascii="Wingdings" w:hAnsi="Wingdings" w:hint="default"/>
+        <w:sz w:val="20"/>
+      </w:rPr>
+    </w:lvl>
+  </w:abstractNum>
+  <w:abstractNum w:abstractNumId="1" w15:restartNumberingAfterBreak="0">
+    <w:nsid w:val="25A44FCE"/>
+    <w:multiLevelType w:val="multilevel"/>
+    <w:tmpl w:val="D4705B42"/>
+    <w:lvl w:ilvl="0">
+      <w:start w:val="1"/>
+      <w:numFmt w:val="bullet"/>
+      <w:lvlText w:val=""/>
+      <w:lvlJc w:val="left"/>
+      <w:pPr>
+        <w:tabs>
+          <w:tab w:val="num" w:pos="720"/>
+        </w:tabs>
+        <w:ind w:left="720" w:hanging="360"/>
+      </w:pPr>
+      <w:rPr>
+        <w:rFonts w:ascii="Symbol" w:hAnsi="Symbol" w:hint="default"/>
+        <w:sz w:val="20"/>
+      </w:rPr>
+    </w:lvl>
+    <w:lvl w:ilvl="1" w:tentative="1">
+      <w:start w:val="1"/>
+      <w:numFmt w:val="bullet"/>
+      <w:lvlText w:val="o"/>
+      <w:lvlJc w:val="left"/>
+      <w:pPr>
+        <w:tabs>
+          <w:tab w:val="num" w:pos="1440"/>
+        </w:tabs>
+        <w:ind w:left="1440" w:hanging="360"/>
+      </w:pPr>
+      <w:rPr>
+        <w:rFonts w:ascii="Courier New" w:hAnsi="Courier New" w:hint="default"/>
+        <w:sz w:val="20"/>
+      </w:rPr>
+    </w:lvl>
+    <w:lvl w:ilvl="2" w:tentative="1">
+      <w:start w:val="1"/>
+      <w:numFmt w:val="bullet"/>
+      <w:lvlText w:val=""/>
+      <w:lvlJc w:val="left"/>
+      <w:pPr>
+        <w:tabs>
+          <w:tab w:val="num" w:pos="2160"/>
+        </w:tabs>
+        <w:ind w:left="2160" w:hanging="360"/>
+      </w:pPr>
+      <w:rPr>
+        <w:rFonts w:ascii="Wingdings" w:hAnsi="Wingdings" w:hint="default"/>
+        <w:sz w:val="20"/>
+      </w:rPr>
+    </w:lvl>
+    <w:lvl w:ilvl="3" w:tentative="1">
+      <w:start w:val="1"/>
+      <w:numFmt w:val="bullet"/>
+      <w:lvlText w:val=""/>
+      <w:lvlJc w:val="left"/>
+      <w:pPr>
+        <w:tabs>
+          <w:tab w:val="num" w:pos="2880"/>
+        </w:tabs>
+        <w:ind w:left="2880" w:hanging="360"/>
+      </w:pPr>
+      <w:rPr>
+        <w:rFonts w:ascii="Wingdings" w:hAnsi="Wingdings" w:hint="default"/>
+        <w:sz w:val="20"/>
+      </w:rPr>
+    </w:lvl>
+    <w:lvl w:ilvl="4" w:tentative="1">
+      <w:start w:val="1"/>
+      <w:numFmt w:val="bullet"/>
+      <w:lvlText w:val=""/>
+      <w:lvlJc w:val="left"/>
+      <w:pPr>
+        <w:tabs>
+          <w:tab w:val="num" w:pos="3600"/>
+        </w:tabs>
+        <w:ind w:left="3600" w:hanging="360"/>
+      </w:pPr>
+      <w:rPr>
+        <w:rFonts w:ascii="Wingdings" w:hAnsi="Wingdings" w:hint="default"/>
+        <w:sz w:val="20"/>
+      </w:rPr>
+    </w:lvl>
+    <w:lvl w:ilvl="5" w:tentative="1">
+      <w:start w:val="1"/>
+      <w:numFmt w:val="bullet"/>
+      <w:lvlText w:val=""/>
+      <w:lvlJc w:val="left"/>
+      <w:pPr>
+        <w:tabs>
+          <w:tab w:val="num" w:pos="4320"/>
+        </w:tabs>
+        <w:ind w:left="4320" w:hanging="360"/>
+      </w:pPr>
+      <w:rPr>
+        <w:rFonts w:ascii="Wingdings" w:hAnsi="Wingdings" w:hint="default"/>
+        <w:sz w:val="20"/>
+      </w:rPr>
+    </w:lvl>
+    <w:lvl w:ilvl="6" w:tentative="1">
+      <w:start w:val="1"/>
+      <w:numFmt w:val="bullet"/>
+      <w:lvlText w:val=""/>
+      <w:lvlJc w:val="left"/>
+      <w:pPr>
+        <w:tabs>
+          <w:tab w:val="num" w:pos="5040"/>
+        </w:tabs>
+        <w:ind w:left="5040" w:hanging="360"/>
+      </w:pPr>
+      <w:rPr>
+        <w:rFonts w:ascii="Wingdings" w:hAnsi="Wingdings" w:hint="default"/>
+        <w:sz w:val="20"/>
+      </w:rPr>
+    </w:lvl>
+    <w:lvl w:ilvl="7" w:tentative="1">
+      <w:start w:val="1"/>
+      <w:numFmt w:val="bullet"/>
+      <w:lvlText w:val=""/>
+      <w:lvlJc w:val="left"/>
+      <w:pPr>
+        <w:tabs>
+          <w:tab w:val="num" w:pos="5760"/>
+        </w:tabs>
+        <w:ind w:left="5760" w:hanging="360"/>
+      </w:pPr>
+      <w:rPr>
+        <w:rFonts w:ascii="Wingdings" w:hAnsi="Wingdings" w:hint="default"/>
+        <w:sz w:val="20"/>
+      </w:rPr>
+    </w:lvl>
+    <w:lvl w:ilvl="8" w:tentative="1">
+      <w:start w:val="1"/>
+      <w:numFmt w:val="bullet"/>
+      <w:lvlText w:val=""/>
+      <w:lvlJc w:val="left"/>
+      <w:pPr>
+        <w:tabs>
+          <w:tab w:val="num" w:pos="6480"/>
+        </w:tabs>
+        <w:ind w:left="6480" w:hanging="360"/>
+      </w:pPr>
+      <w:rPr>
+        <w:rFonts w:ascii="Wingdings" w:hAnsi="Wingdings" w:hint="default"/>
+        <w:sz w:val="20"/>
+      </w:rPr>
+    </w:lvl>
+  </w:abstractNum>
+  <w:abstractNum w:abstractNumId="2" w15:restartNumberingAfterBreak="0">
     <w:nsid w:val="32D96318"/>
     <w:multiLevelType w:val="multilevel"/>
     <w:tmpl w:val="C06CA2BC"/>
@@ -3218,7 +2631,120 @@
       </w:rPr>
     </w:lvl>
   </w:abstractNum>
-  <w:abstractNum w:abstractNumId="1" w15:restartNumberingAfterBreak="0">
+  <w:abstractNum w:abstractNumId="3" w15:restartNumberingAfterBreak="0">
+    <w:nsid w:val="34821999"/>
+    <w:multiLevelType w:val="multilevel"/>
+    <w:tmpl w:val="8DAEB09A"/>
+    <w:lvl w:ilvl="0">
+      <w:start w:val="1"/>
+      <w:numFmt w:val="decimal"/>
+      <w:lvlText w:val="%1."/>
+      <w:lvlJc w:val="left"/>
+      <w:pPr>
+        <w:tabs>
+          <w:tab w:val="num" w:pos="720"/>
+        </w:tabs>
+        <w:ind w:left="720" w:hanging="360"/>
+      </w:pPr>
+    </w:lvl>
+    <w:lvl w:ilvl="1" w:tentative="1">
+      <w:start w:val="1"/>
+      <w:numFmt w:val="decimal"/>
+      <w:lvlText w:val="%2."/>
+      <w:lvlJc w:val="left"/>
+      <w:pPr>
+        <w:tabs>
+          <w:tab w:val="num" w:pos="1440"/>
+        </w:tabs>
+        <w:ind w:left="1440" w:hanging="360"/>
+      </w:pPr>
+    </w:lvl>
+    <w:lvl w:ilvl="2" w:tentative="1">
+      <w:start w:val="1"/>
+      <w:numFmt w:val="decimal"/>
+      <w:lvlText w:val="%3."/>
+      <w:lvlJc w:val="left"/>
+      <w:pPr>
+        <w:tabs>
+          <w:tab w:val="num" w:pos="2160"/>
+        </w:tabs>
+        <w:ind w:left="2160" w:hanging="360"/>
+      </w:pPr>
+    </w:lvl>
+    <w:lvl w:ilvl="3" w:tentative="1">
+      <w:start w:val="1"/>
+      <w:numFmt w:val="decimal"/>
+      <w:lvlText w:val="%4."/>
+      <w:lvlJc w:val="left"/>
+      <w:pPr>
+        <w:tabs>
+          <w:tab w:val="num" w:pos="2880"/>
+        </w:tabs>
+        <w:ind w:left="2880" w:hanging="360"/>
+      </w:pPr>
+    </w:lvl>
+    <w:lvl w:ilvl="4" w:tentative="1">
+      <w:start w:val="1"/>
+      <w:numFmt w:val="decimal"/>
+      <w:lvlText w:val="%5."/>
+      <w:lvlJc w:val="left"/>
+      <w:pPr>
+        <w:tabs>
+          <w:tab w:val="num" w:pos="3600"/>
+        </w:tabs>
+        <w:ind w:left="3600" w:hanging="360"/>
+      </w:pPr>
+    </w:lvl>
+    <w:lvl w:ilvl="5" w:tentative="1">
+      <w:start w:val="1"/>
+      <w:numFmt w:val="decimal"/>
+      <w:lvlText w:val="%6."/>
+      <w:lvlJc w:val="left"/>
+      <w:pPr>
+        <w:tabs>
+          <w:tab w:val="num" w:pos="4320"/>
+        </w:tabs>
+        <w:ind w:left="4320" w:hanging="360"/>
+      </w:pPr>
+    </w:lvl>
+    <w:lvl w:ilvl="6" w:tentative="1">
+      <w:start w:val="1"/>
+      <w:numFmt w:val="decimal"/>
+      <w:lvlText w:val="%7."/>
+      <w:lvlJc w:val="left"/>
+      <w:pPr>
+        <w:tabs>
+          <w:tab w:val="num" w:pos="5040"/>
+        </w:tabs>
+        <w:ind w:left="5040" w:hanging="360"/>
+      </w:pPr>
+    </w:lvl>
+    <w:lvl w:ilvl="7" w:tentative="1">
+      <w:start w:val="1"/>
+      <w:numFmt w:val="decimal"/>
+      <w:lvlText w:val="%8."/>
+      <w:lvlJc w:val="left"/>
+      <w:pPr>
+        <w:tabs>
+          <w:tab w:val="num" w:pos="5760"/>
+        </w:tabs>
+        <w:ind w:left="5760" w:hanging="360"/>
+      </w:pPr>
+    </w:lvl>
+    <w:lvl w:ilvl="8" w:tentative="1">
+      <w:start w:val="1"/>
+      <w:numFmt w:val="decimal"/>
+      <w:lvlText w:val="%9."/>
+      <w:lvlJc w:val="left"/>
+      <w:pPr>
+        <w:tabs>
+          <w:tab w:val="num" w:pos="6480"/>
+        </w:tabs>
+        <w:ind w:left="6480" w:hanging="360"/>
+      </w:pPr>
+    </w:lvl>
+  </w:abstractNum>
+  <w:abstractNum w:abstractNumId="4" w15:restartNumberingAfterBreak="0">
     <w:nsid w:val="552A766C"/>
     <w:multiLevelType w:val="multilevel"/>
     <w:tmpl w:val="B296983A"/>
@@ -3331,7 +2857,156 @@
       </w:rPr>
     </w:lvl>
   </w:abstractNum>
-  <w:abstractNum w:abstractNumId="2" w15:restartNumberingAfterBreak="0">
+  <w:abstractNum w:abstractNumId="5" w15:restartNumberingAfterBreak="0">
+    <w:nsid w:val="59AD11BA"/>
+    <w:multiLevelType w:val="multilevel"/>
+    <w:tmpl w:val="88849338"/>
+    <w:lvl w:ilvl="0">
+      <w:start w:val="1"/>
+      <w:numFmt w:val="bullet"/>
+      <w:lvlText w:val=""/>
+      <w:lvlJc w:val="left"/>
+      <w:pPr>
+        <w:tabs>
+          <w:tab w:val="num" w:pos="720"/>
+        </w:tabs>
+        <w:ind w:left="720" w:hanging="360"/>
+      </w:pPr>
+      <w:rPr>
+        <w:rFonts w:ascii="Symbol" w:hAnsi="Symbol" w:hint="default"/>
+        <w:sz w:val="20"/>
+      </w:rPr>
+    </w:lvl>
+    <w:lvl w:ilvl="1" w:tentative="1">
+      <w:start w:val="1"/>
+      <w:numFmt w:val="bullet"/>
+      <w:lvlText w:val="o"/>
+      <w:lvlJc w:val="left"/>
+      <w:pPr>
+        <w:tabs>
+          <w:tab w:val="num" w:pos="1440"/>
+        </w:tabs>
+        <w:ind w:left="1440" w:hanging="360"/>
+      </w:pPr>
+      <w:rPr>
+        <w:rFonts w:ascii="Courier New" w:hAnsi="Courier New" w:hint="default"/>
+        <w:sz w:val="20"/>
+      </w:rPr>
+    </w:lvl>
+    <w:lvl w:ilvl="2" w:tentative="1">
+      <w:start w:val="1"/>
+      <w:numFmt w:val="bullet"/>
+      <w:lvlText w:val=""/>
+      <w:lvlJc w:val="left"/>
+      <w:pPr>
+        <w:tabs>
+          <w:tab w:val="num" w:pos="2160"/>
+        </w:tabs>
+        <w:ind w:left="2160" w:hanging="360"/>
+      </w:pPr>
+      <w:rPr>
+        <w:rFonts w:ascii="Wingdings" w:hAnsi="Wingdings" w:hint="default"/>
+        <w:sz w:val="20"/>
+      </w:rPr>
+    </w:lvl>
+    <w:lvl w:ilvl="3" w:tentative="1">
+      <w:start w:val="1"/>
+      <w:numFmt w:val="bullet"/>
+      <w:lvlText w:val=""/>
+      <w:lvlJc w:val="left"/>
+      <w:pPr>
+        <w:tabs>
+          <w:tab w:val="num" w:pos="2880"/>
+        </w:tabs>
+        <w:ind w:left="2880" w:hanging="360"/>
+      </w:pPr>
+      <w:rPr>
+        <w:rFonts w:ascii="Wingdings" w:hAnsi="Wingdings" w:hint="default"/>
+        <w:sz w:val="20"/>
+      </w:rPr>
+    </w:lvl>
+    <w:lvl w:ilvl="4" w:tentative="1">
+      <w:start w:val="1"/>
+      <w:numFmt w:val="bullet"/>
+      <w:lvlText w:val=""/>
+      <w:lvlJc w:val="left"/>
+      <w:pPr>
+        <w:tabs>
+          <w:tab w:val="num" w:pos="3600"/>
+        </w:tabs>
+        <w:ind w:left="3600" w:hanging="360"/>
+      </w:pPr>
+      <w:rPr>
+        <w:rFonts w:ascii="Wingdings" w:hAnsi="Wingdings" w:hint="default"/>
+        <w:sz w:val="20"/>
+      </w:rPr>
+    </w:lvl>
+    <w:lvl w:ilvl="5" w:tentative="1">
+      <w:start w:val="1"/>
+      <w:numFmt w:val="bullet"/>
+      <w:lvlText w:val=""/>
+      <w:lvlJc w:val="left"/>
+      <w:pPr>
+        <w:tabs>
+          <w:tab w:val="num" w:pos="4320"/>
+        </w:tabs>
+        <w:ind w:left="4320" w:hanging="360"/>
+      </w:pPr>
+      <w:rPr>
+        <w:rFonts w:ascii="Wingdings" w:hAnsi="Wingdings" w:hint="default"/>
+        <w:sz w:val="20"/>
+      </w:rPr>
+    </w:lvl>
+    <w:lvl w:ilvl="6" w:tentative="1">
+      <w:start w:val="1"/>
+      <w:numFmt w:val="bullet"/>
+      <w:lvlText w:val=""/>
+      <w:lvlJc w:val="left"/>
+      <w:pPr>
+        <w:tabs>
+          <w:tab w:val="num" w:pos="5040"/>
+        </w:tabs>
+        <w:ind w:left="5040" w:hanging="360"/>
+      </w:pPr>
+      <w:rPr>
+        <w:rFonts w:ascii="Wingdings" w:hAnsi="Wingdings" w:hint="default"/>
+        <w:sz w:val="20"/>
+      </w:rPr>
+    </w:lvl>
+    <w:lvl w:ilvl="7" w:tentative="1">
+      <w:start w:val="1"/>
+      <w:numFmt w:val="bullet"/>
+      <w:lvlText w:val=""/>
+      <w:lvlJc w:val="left"/>
+      <w:pPr>
+        <w:tabs>
+          <w:tab w:val="num" w:pos="5760"/>
+        </w:tabs>
+        <w:ind w:left="5760" w:hanging="360"/>
+      </w:pPr>
+      <w:rPr>
+        <w:rFonts w:ascii="Wingdings" w:hAnsi="Wingdings" w:hint="default"/>
+        <w:sz w:val="20"/>
+      </w:rPr>
+    </w:lvl>
+    <w:lvl w:ilvl="8" w:tentative="1">
+      <w:start w:val="1"/>
+      <w:numFmt w:val="bullet"/>
+      <w:lvlText w:val=""/>
+      <w:lvlJc w:val="left"/>
+      <w:pPr>
+        <w:tabs>
+          <w:tab w:val="num" w:pos="6480"/>
+        </w:tabs>
+        <w:ind w:left="6480" w:hanging="360"/>
+      </w:pPr>
+      <w:rPr>
+        <w:rFonts w:ascii="Wingdings" w:hAnsi="Wingdings" w:hint="default"/>
+        <w:sz w:val="20"/>
+      </w:rPr>
+    </w:lvl>
+  </w:abstractNum>
+  <w:abstractNum w:abstractNumId="6" w15:restartNumberingAfterBreak="0">
     <w:nsid w:val="6033477A"/>
     <w:multiLevelType w:val="multilevel"/>
     <w:tmpl w:val="93300D98"/>
@@ -3444,7 +3119,7 @@
       </w:rPr>
     </w:lvl>
   </w:abstractNum>
-  <w:abstractNum w:abstractNumId="3" w15:restartNumberingAfterBreak="0">
+  <w:abstractNum w:abstractNumId="7" w15:restartNumberingAfterBreak="0">
     <w:nsid w:val="60770F64"/>
     <w:multiLevelType w:val="multilevel"/>
     <w:tmpl w:val="36A6FAFC"/>
@@ -3557,7 +3232,7 @@
       </w:rPr>
     </w:lvl>
   </w:abstractNum>
-  <w:abstractNum w:abstractNumId="4" w15:restartNumberingAfterBreak="0">
+  <w:abstractNum w:abstractNumId="8" w15:restartNumberingAfterBreak="0">
     <w:nsid w:val="60E921A0"/>
     <w:multiLevelType w:val="multilevel"/>
     <w:tmpl w:val="CBF29A64"/>
@@ -3670,7 +3345,305 @@
       </w:rPr>
     </w:lvl>
   </w:abstractNum>
-  <w:abstractNum w:abstractNumId="5" w15:restartNumberingAfterBreak="0">
+  <w:abstractNum w:abstractNumId="9" w15:restartNumberingAfterBreak="0">
+    <w:nsid w:val="6ACA1392"/>
+    <w:multiLevelType w:val="multilevel"/>
+    <w:tmpl w:val="E5B8622A"/>
+    <w:lvl w:ilvl="0">
+      <w:start w:val="1"/>
+      <w:numFmt w:val="bullet"/>
+      <w:lvlText w:val=""/>
+      <w:lvlJc w:val="left"/>
+      <w:pPr>
+        <w:tabs>
+          <w:tab w:val="num" w:pos="720"/>
+        </w:tabs>
+        <w:ind w:left="720" w:hanging="360"/>
+      </w:pPr>
+      <w:rPr>
+        <w:rFonts w:ascii="Symbol" w:hAnsi="Symbol" w:hint="default"/>
+        <w:sz w:val="20"/>
+      </w:rPr>
+    </w:lvl>
+    <w:lvl w:ilvl="1" w:tentative="1">
+      <w:start w:val="1"/>
+      <w:numFmt w:val="bullet"/>
+      <w:lvlText w:val="o"/>
+      <w:lvlJc w:val="left"/>
+      <w:pPr>
+        <w:tabs>
+          <w:tab w:val="num" w:pos="1440"/>
+        </w:tabs>
+        <w:ind w:left="1440" w:hanging="360"/>
+      </w:pPr>
+      <w:rPr>
+        <w:rFonts w:ascii="Courier New" w:hAnsi="Courier New" w:hint="default"/>
+        <w:sz w:val="20"/>
+      </w:rPr>
+    </w:lvl>
+    <w:lvl w:ilvl="2" w:tentative="1">
+      <w:start w:val="1"/>
+      <w:numFmt w:val="bullet"/>
+      <w:lvlText w:val=""/>
+      <w:lvlJc w:val="left"/>
+      <w:pPr>
+        <w:tabs>
+          <w:tab w:val="num" w:pos="2160"/>
+        </w:tabs>
+        <w:ind w:left="2160" w:hanging="360"/>
+      </w:pPr>
+      <w:rPr>
+        <w:rFonts w:ascii="Wingdings" w:hAnsi="Wingdings" w:hint="default"/>
+        <w:sz w:val="20"/>
+      </w:rPr>
+    </w:lvl>
+    <w:lvl w:ilvl="3" w:tentative="1">
+      <w:start w:val="1"/>
+      <w:numFmt w:val="bullet"/>
+      <w:lvlText w:val=""/>
+      <w:lvlJc w:val="left"/>
+      <w:pPr>
+        <w:tabs>
+          <w:tab w:val="num" w:pos="2880"/>
+        </w:tabs>
+        <w:ind w:left="2880" w:hanging="360"/>
+      </w:pPr>
+      <w:rPr>
+        <w:rFonts w:ascii="Wingdings" w:hAnsi="Wingdings" w:hint="default"/>
+        <w:sz w:val="20"/>
+      </w:rPr>
+    </w:lvl>
+    <w:lvl w:ilvl="4" w:tentative="1">
+      <w:start w:val="1"/>
+      <w:numFmt w:val="bullet"/>
+      <w:lvlText w:val=""/>
+      <w:lvlJc w:val="left"/>
+      <w:pPr>
+        <w:tabs>
+          <w:tab w:val="num" w:pos="3600"/>
+        </w:tabs>
+        <w:ind w:left="3600" w:hanging="360"/>
+      </w:pPr>
+      <w:rPr>
+        <w:rFonts w:ascii="Wingdings" w:hAnsi="Wingdings" w:hint="default"/>
+        <w:sz w:val="20"/>
+      </w:rPr>
+    </w:lvl>
+    <w:lvl w:ilvl="5" w:tentative="1">
+      <w:start w:val="1"/>
+      <w:numFmt w:val="bullet"/>
+      <w:lvlText w:val=""/>
+      <w:lvlJc w:val="left"/>
+      <w:pPr>
+        <w:tabs>
+          <w:tab w:val="num" w:pos="4320"/>
+        </w:tabs>
+        <w:ind w:left="4320" w:hanging="360"/>
+      </w:pPr>
+      <w:rPr>
+        <w:rFonts w:ascii="Wingdings" w:hAnsi="Wingdings" w:hint="default"/>
+        <w:sz w:val="20"/>
+      </w:rPr>
+    </w:lvl>
+    <w:lvl w:ilvl="6" w:tentative="1">
+      <w:start w:val="1"/>
+      <w:numFmt w:val="bullet"/>
+      <w:lvlText w:val=""/>
+      <w:lvlJc w:val="left"/>
+      <w:pPr>
+        <w:tabs>
+          <w:tab w:val="num" w:pos="5040"/>
+        </w:tabs>
+        <w:ind w:left="5040" w:hanging="360"/>
+      </w:pPr>
+      <w:rPr>
+        <w:rFonts w:ascii="Wingdings" w:hAnsi="Wingdings" w:hint="default"/>
+        <w:sz w:val="20"/>
+      </w:rPr>
+    </w:lvl>
+    <w:lvl w:ilvl="7" w:tentative="1">
+      <w:start w:val="1"/>
+      <w:numFmt w:val="bullet"/>
+      <w:lvlText w:val=""/>
+      <w:lvlJc w:val="left"/>
+      <w:pPr>
+        <w:tabs>
+          <w:tab w:val="num" w:pos="5760"/>
+        </w:tabs>
+        <w:ind w:left="5760" w:hanging="360"/>
+      </w:pPr>
+      <w:rPr>
+        <w:rFonts w:ascii="Wingdings" w:hAnsi="Wingdings" w:hint="default"/>
+        <w:sz w:val="20"/>
+      </w:rPr>
+    </w:lvl>
+    <w:lvl w:ilvl="8" w:tentative="1">
+      <w:start w:val="1"/>
+      <w:numFmt w:val="bullet"/>
+      <w:lvlText w:val=""/>
+      <w:lvlJc w:val="left"/>
+      <w:pPr>
+        <w:tabs>
+          <w:tab w:val="num" w:pos="6480"/>
+        </w:tabs>
+        <w:ind w:left="6480" w:hanging="360"/>
+      </w:pPr>
+      <w:rPr>
+        <w:rFonts w:ascii="Wingdings" w:hAnsi="Wingdings" w:hint="default"/>
+        <w:sz w:val="20"/>
+      </w:rPr>
+    </w:lvl>
+  </w:abstractNum>
+  <w:abstractNum w:abstractNumId="10" w15:restartNumberingAfterBreak="0">
+    <w:nsid w:val="78187322"/>
+    <w:multiLevelType w:val="multilevel"/>
+    <w:tmpl w:val="640CAD30"/>
+    <w:lvl w:ilvl="0">
+      <w:start w:val="1"/>
+      <w:numFmt w:val="bullet"/>
+      <w:lvlText w:val=""/>
+      <w:lvlJc w:val="left"/>
+      <w:pPr>
+        <w:tabs>
+          <w:tab w:val="num" w:pos="720"/>
+        </w:tabs>
+        <w:ind w:left="720" w:hanging="360"/>
+      </w:pPr>
+      <w:rPr>
+        <w:rFonts w:ascii="Symbol" w:hAnsi="Symbol" w:hint="default"/>
+        <w:sz w:val="20"/>
+      </w:rPr>
+    </w:lvl>
+    <w:lvl w:ilvl="1" w:tentative="1">
+      <w:start w:val="1"/>
+      <w:numFmt w:val="bullet"/>
+      <w:lvlText w:val="o"/>
+      <w:lvlJc w:val="left"/>
+      <w:pPr>
+        <w:tabs>
+          <w:tab w:val="num" w:pos="1440"/>
+        </w:tabs>
+        <w:ind w:left="1440" w:hanging="360"/>
+      </w:pPr>
+      <w:rPr>
+        <w:rFonts w:ascii="Courier New" w:hAnsi="Courier New" w:hint="default"/>
+        <w:sz w:val="20"/>
+      </w:rPr>
+    </w:lvl>
+    <w:lvl w:ilvl="2" w:tentative="1">
+      <w:start w:val="1"/>
+      <w:numFmt w:val="bullet"/>
+      <w:lvlText w:val=""/>
+      <w:lvlJc w:val="left"/>
+      <w:pPr>
+        <w:tabs>
+          <w:tab w:val="num" w:pos="2160"/>
+        </w:tabs>
+        <w:ind w:left="2160" w:hanging="360"/>
+      </w:pPr>
+      <w:rPr>
+        <w:rFonts w:ascii="Wingdings" w:hAnsi="Wingdings" w:hint="default"/>
+        <w:sz w:val="20"/>
+      </w:rPr>
+    </w:lvl>
+    <w:lvl w:ilvl="3" w:tentative="1">
+      <w:start w:val="1"/>
+      <w:numFmt w:val="bullet"/>
+      <w:lvlText w:val=""/>
+      <w:lvlJc w:val="left"/>
+      <w:pPr>
+        <w:tabs>
+          <w:tab w:val="num" w:pos="2880"/>
+        </w:tabs>
+        <w:ind w:left="2880" w:hanging="360"/>
+      </w:pPr>
+      <w:rPr>
+        <w:rFonts w:ascii="Wingdings" w:hAnsi="Wingdings" w:hint="default"/>
+        <w:sz w:val="20"/>
+      </w:rPr>
+    </w:lvl>
+    <w:lvl w:ilvl="4" w:tentative="1">
+      <w:start w:val="1"/>
+      <w:numFmt w:val="bullet"/>
+      <w:lvlText w:val=""/>
+      <w:lvlJc w:val="left"/>
+      <w:pPr>
+        <w:tabs>
+          <w:tab w:val="num" w:pos="3600"/>
+        </w:tabs>
+        <w:ind w:left="3600" w:hanging="360"/>
+      </w:pPr>
+      <w:rPr>
+        <w:rFonts w:ascii="Wingdings" w:hAnsi="Wingdings" w:hint="default"/>
+        <w:sz w:val="20"/>
+      </w:rPr>
+    </w:lvl>
+    <w:lvl w:ilvl="5" w:tentative="1">
+      <w:start w:val="1"/>
+      <w:numFmt w:val="bullet"/>
+      <w:lvlText w:val=""/>
+      <w:lvlJc w:val="left"/>
+      <w:pPr>
+        <w:tabs>
+          <w:tab w:val="num" w:pos="4320"/>
+        </w:tabs>
+        <w:ind w:left="4320" w:hanging="360"/>
+      </w:pPr>
+      <w:rPr>
+        <w:rFonts w:ascii="Wingdings" w:hAnsi="Wingdings" w:hint="default"/>
+        <w:sz w:val="20"/>
+      </w:rPr>
+    </w:lvl>
+    <w:lvl w:ilvl="6" w:tentative="1">
+      <w:start w:val="1"/>
+      <w:numFmt w:val="bullet"/>
+      <w:lvlText w:val=""/>
+      <w:lvlJc w:val="left"/>
+      <w:pPr>
+        <w:tabs>
+          <w:tab w:val="num" w:pos="5040"/>
+        </w:tabs>
+        <w:ind w:left="5040" w:hanging="360"/>
+      </w:pPr>
+      <w:rPr>
+        <w:rFonts w:ascii="Wingdings" w:hAnsi="Wingdings" w:hint="default"/>
+        <w:sz w:val="20"/>
+      </w:rPr>
+    </w:lvl>
+    <w:lvl w:ilvl="7" w:tentative="1">
+      <w:start w:val="1"/>
+      <w:numFmt w:val="bullet"/>
+      <w:lvlText w:val=""/>
+      <w:lvlJc w:val="left"/>
+      <w:pPr>
+        <w:tabs>
+          <w:tab w:val="num" w:pos="5760"/>
+        </w:tabs>
+        <w:ind w:left="5760" w:hanging="360"/>
+      </w:pPr>
+      <w:rPr>
+        <w:rFonts w:ascii="Wingdings" w:hAnsi="Wingdings" w:hint="default"/>
+        <w:sz w:val="20"/>
+      </w:rPr>
+    </w:lvl>
+    <w:lvl w:ilvl="8" w:tentative="1">
+      <w:start w:val="1"/>
+      <w:numFmt w:val="bullet"/>
+      <w:lvlText w:val=""/>
+      <w:lvlJc w:val="left"/>
+      <w:pPr>
+        <w:tabs>
+          <w:tab w:val="num" w:pos="6480"/>
+        </w:tabs>
+        <w:ind w:left="6480" w:hanging="360"/>
+      </w:pPr>
+      <w:rPr>
+        <w:rFonts w:ascii="Wingdings" w:hAnsi="Wingdings" w:hint="default"/>
+        <w:sz w:val="20"/>
+      </w:rPr>
+    </w:lvl>
+  </w:abstractNum>
+  <w:abstractNum w:abstractNumId="11" w15:restartNumberingAfterBreak="0">
     <w:nsid w:val="789361B2"/>
     <w:multiLevelType w:val="multilevel"/>
     <w:tmpl w:val="7C9E3D2E"/>
@@ -3783,7 +3756,7 @@
       </w:rPr>
     </w:lvl>
   </w:abstractNum>
-  <w:abstractNum w:abstractNumId="6" w15:restartNumberingAfterBreak="0">
+  <w:abstractNum w:abstractNumId="12" w15:restartNumberingAfterBreak="0">
     <w:nsid w:val="7AE85703"/>
     <w:multiLevelType w:val="multilevel"/>
     <w:tmpl w:val="9AD41F6A"/>
@@ -3897,25 +3870,43 @@
     </w:lvl>
   </w:abstractNum>
   <w:num w:numId="1" w16cid:durableId="1609586317">
+    <w:abstractNumId w:val="8"/>
+  </w:num>
+  <w:num w:numId="2" w16cid:durableId="9839480">
+    <w:abstractNumId w:val="6"/>
+  </w:num>
+  <w:num w:numId="3" w16cid:durableId="45762409">
+    <w:abstractNumId w:val="2"/>
+  </w:num>
+  <w:num w:numId="4" w16cid:durableId="2010013433">
+    <w:abstractNumId w:val="7"/>
+  </w:num>
+  <w:num w:numId="5" w16cid:durableId="469135301">
+    <w:abstractNumId w:val="11"/>
+  </w:num>
+  <w:num w:numId="6" w16cid:durableId="65223809">
+    <w:abstractNumId w:val="12"/>
+  </w:num>
+  <w:num w:numId="7" w16cid:durableId="886843419">
     <w:abstractNumId w:val="4"/>
   </w:num>
-  <w:num w:numId="2" w16cid:durableId="9839480">
-    <w:abstractNumId w:val="2"/>
-  </w:num>
-  <w:num w:numId="3" w16cid:durableId="45762409">
-    <w:abstractNumId w:val="0"/>
-  </w:num>
-  <w:num w:numId="4" w16cid:durableId="2010013433">
+  <w:num w:numId="8" w16cid:durableId="1160655776">
     <w:abstractNumId w:val="3"/>
   </w:num>
-  <w:num w:numId="5" w16cid:durableId="469135301">
+  <w:num w:numId="9" w16cid:durableId="664088341">
+    <w:abstractNumId w:val="9"/>
+  </w:num>
+  <w:num w:numId="10" w16cid:durableId="703990186">
     <w:abstractNumId w:val="5"/>
   </w:num>
-  <w:num w:numId="6" w16cid:durableId="65223809">
-    <w:abstractNumId w:val="6"/>
+  <w:num w:numId="11" w16cid:durableId="1323192876">
+    <w:abstractNumId w:val="10"/>
   </w:num>
-  <w:num w:numId="7" w16cid:durableId="886843419">
+  <w:num w:numId="12" w16cid:durableId="598948002">
     <w:abstractNumId w:val="1"/>
+  </w:num>
+  <w:num w:numId="13" w16cid:durableId="979918842">
+    <w:abstractNumId w:val="0"/>
   </w:num>
 </w:numbering>
 </file>
@@ -4443,7 +4434,6 @@
   <w:style w:type="character" w:default="1" w:styleId="Fuentedeprrafopredeter">
     <w:name w:val="Default Paragraph Font"/>
     <w:uiPriority w:val="1"/>
-    <w:semiHidden/>
     <w:unhideWhenUsed/>
   </w:style>
   <w:style w:type="table" w:default="1" w:styleId="Tablanormal">
